--- a/Practical2/Practical 2.docx
+++ b/Practical2/Practical 2.docx
@@ -4,38 +4,374 @@
   <w:body>
     <w:p>
       <w:pPr>
-        <w:rPr>
+        <w:jc w:val="both"/>
+        <w:rPr>
+          <w:rFonts w:ascii="Times New Roman" w:hAnsi="Times New Roman" w:cs="Times New Roman"/>
+          <w:b/>
+          <w:bCs/>
+        </w:rPr>
+      </w:pPr>
+      <w:bookmarkStart w:id="0" w:name="_Hlk213359626"/>
+      <w:bookmarkEnd w:id="0"/>
+      <w:r>
+        <w:rPr>
+          <w:rFonts w:ascii="Times New Roman" w:hAnsi="Times New Roman" w:cs="Times New Roman"/>
+          <w:noProof/>
+        </w:rPr>
+        <w:drawing>
+          <wp:anchor distT="0" distB="0" distL="114300" distR="114300" simplePos="0" relativeHeight="251659264" behindDoc="0" locked="0" layoutInCell="1" allowOverlap="1" wp14:anchorId="405D303A" wp14:editId="520FF630">
+            <wp:simplePos x="914400" y="914400"/>
+            <wp:positionH relativeFrom="margin">
+              <wp:align>right</wp:align>
+            </wp:positionH>
+            <wp:positionV relativeFrom="paragraph">
+              <wp:posOffset>175260</wp:posOffset>
+            </wp:positionV>
+            <wp:extent cx="5728335" cy="1101090"/>
+            <wp:effectExtent l="0" t="0" r="5715" b="3810"/>
+            <wp:wrapSquare wrapText="bothSides"/>
+            <wp:docPr id="523273650" name="Picture 3"/>
+            <wp:cNvGraphicFramePr>
+              <a:graphicFrameLocks xmlns:a="http://schemas.openxmlformats.org/drawingml/2006/main" noChangeAspect="1"/>
+            </wp:cNvGraphicFramePr>
+            <a:graphic xmlns:a="http://schemas.openxmlformats.org/drawingml/2006/main">
+              <a:graphicData uri="http://schemas.openxmlformats.org/drawingml/2006/picture">
+                <pic:pic xmlns:pic="http://schemas.openxmlformats.org/drawingml/2006/picture">
+                  <pic:nvPicPr>
+                    <pic:cNvPr id="0" name="Picture 2"/>
+                    <pic:cNvPicPr>
+                      <a:picLocks noChangeAspect="1" noChangeArrowheads="1"/>
+                    </pic:cNvPicPr>
+                  </pic:nvPicPr>
+                  <pic:blipFill>
+                    <a:blip r:embed="rId7" cstate="print">
+                      <a:extLst>
+                        <a:ext uri="{28A0092B-C50C-407E-A947-70E740481C1C}">
+                          <a14:useLocalDpi xmlns:a14="http://schemas.microsoft.com/office/drawing/2010/main" val="0"/>
+                        </a:ext>
+                      </a:extLst>
+                    </a:blip>
+                    <a:srcRect/>
+                    <a:stretch>
+                      <a:fillRect/>
+                    </a:stretch>
+                  </pic:blipFill>
+                  <pic:spPr bwMode="auto">
+                    <a:xfrm rot="10800000" flipH="1" flipV="1">
+                      <a:off x="0" y="0"/>
+                      <a:ext cx="5758041" cy="1107148"/>
+                    </a:xfrm>
+                    <a:prstGeom prst="rect">
+                      <a:avLst/>
+                    </a:prstGeom>
+                    <a:noFill/>
+                  </pic:spPr>
+                </pic:pic>
+              </a:graphicData>
+            </a:graphic>
+            <wp14:sizeRelH relativeFrom="margin">
+              <wp14:pctWidth>0</wp14:pctWidth>
+            </wp14:sizeRelH>
+            <wp14:sizeRelV relativeFrom="margin">
+              <wp14:pctHeight>0</wp14:pctHeight>
+            </wp14:sizeRelV>
+          </wp:anchor>
+        </w:drawing>
+      </w:r>
+      <w:r>
+        <w:rPr>
+          <w:rFonts w:ascii="Times New Roman" w:hAnsi="Times New Roman" w:cs="Times New Roman"/>
+        </w:rPr>
+        <w:br w:type="textWrapping" w:clear="all"/>
+      </w:r>
+    </w:p>
+    <w:p>
+      <w:pPr>
+        <w:jc w:val="center"/>
+        <w:rPr>
+          <w:rFonts w:ascii="Times New Roman" w:hAnsi="Times New Roman" w:cs="Times New Roman"/>
+          <w:b/>
+          <w:bCs/>
           <w:sz w:val="28"/>
           <w:szCs w:val="28"/>
         </w:rPr>
       </w:pPr>
       <w:r>
         <w:rPr>
+          <w:rFonts w:ascii="Times New Roman" w:hAnsi="Times New Roman" w:cs="Times New Roman"/>
+          <w:b/>
+          <w:bCs/>
           <w:sz w:val="28"/>
           <w:szCs w:val="28"/>
         </w:rPr>
-        <w:t>Practical 2: Linear and Binary Search: Iterative and Recursive</w:t>
-      </w:r>
-      <w:r>
-        <w:rPr>
+        <w:t>FACULTY OF TECHNOLOGY AND ENGINEERING</w:t>
+      </w:r>
+    </w:p>
+    <w:p>
+      <w:pPr>
+        <w:jc w:val="center"/>
+        <w:rPr>
+          <w:rFonts w:ascii="Times New Roman" w:hAnsi="Times New Roman" w:cs="Times New Roman"/>
+          <w:b/>
+          <w:bCs/>
           <w:sz w:val="28"/>
           <w:szCs w:val="28"/>
         </w:rPr>
-        <w:t xml:space="preserve"> </w:t>
-      </w:r>
-      <w:r>
-        <w:rPr>
+      </w:pPr>
+      <w:r>
+        <w:rPr>
+          <w:rFonts w:ascii="Times New Roman" w:hAnsi="Times New Roman" w:cs="Times New Roman"/>
+          <w:b/>
+          <w:bCs/>
           <w:sz w:val="28"/>
           <w:szCs w:val="28"/>
         </w:rPr>
-        <w:t>Approaches</w:t>
-      </w:r>
-      <w:r>
-        <w:rPr>
+        <w:t>DEVANG PATEL INSTITUTE OF ADVANCE TECHNOLOGY</w:t>
+      </w:r>
+    </w:p>
+    <w:p>
+      <w:pPr>
+        <w:jc w:val="center"/>
+        <w:rPr>
+          <w:rFonts w:ascii="Times New Roman" w:hAnsi="Times New Roman" w:cs="Times New Roman"/>
+          <w:b/>
+          <w:bCs/>
           <w:sz w:val="28"/>
           <w:szCs w:val="28"/>
         </w:rPr>
-        <w:t>.</w:t>
+      </w:pPr>
+      <w:r>
+        <w:rPr>
+          <w:rFonts w:ascii="Times New Roman" w:hAnsi="Times New Roman" w:cs="Times New Roman"/>
+          <w:b/>
+          <w:bCs/>
+          <w:sz w:val="28"/>
+          <w:szCs w:val="28"/>
+        </w:rPr>
+        <w:t>AND RESEARCH</w:t>
+      </w:r>
+    </w:p>
+    <w:p>
+      <w:pPr>
+        <w:jc w:val="center"/>
+        <w:rPr>
+          <w:rFonts w:ascii="Times New Roman" w:hAnsi="Times New Roman" w:cs="Times New Roman"/>
+          <w:b/>
+          <w:bCs/>
+          <w:sz w:val="28"/>
+          <w:szCs w:val="28"/>
+        </w:rPr>
+      </w:pPr>
+    </w:p>
+    <w:p>
+      <w:pPr>
+        <w:jc w:val="center"/>
+        <w:rPr>
+          <w:rFonts w:ascii="Times New Roman" w:hAnsi="Times New Roman" w:cs="Times New Roman"/>
+          <w:b/>
+          <w:bCs/>
+          <w:sz w:val="28"/>
+          <w:szCs w:val="28"/>
+        </w:rPr>
+      </w:pPr>
+      <w:r>
+        <w:rPr>
+          <w:rFonts w:ascii="Times New Roman" w:hAnsi="Times New Roman" w:cs="Times New Roman"/>
+          <w:b/>
+          <w:bCs/>
+          <w:sz w:val="28"/>
+          <w:szCs w:val="28"/>
+        </w:rPr>
+        <w:t>DEPARTMENT OF COMPUTER ENGINEERING</w:t>
+      </w:r>
+    </w:p>
+    <w:p>
+      <w:pPr>
+        <w:jc w:val="center"/>
+        <w:rPr>
+          <w:rFonts w:ascii="Times New Roman" w:hAnsi="Times New Roman" w:cs="Times New Roman"/>
+          <w:b/>
+          <w:bCs/>
+          <w:sz w:val="28"/>
+          <w:szCs w:val="28"/>
+        </w:rPr>
+      </w:pPr>
+    </w:p>
+    <w:p>
+      <w:pPr>
+        <w:jc w:val="center"/>
+        <w:rPr>
+          <w:rFonts w:ascii="Times New Roman" w:hAnsi="Times New Roman" w:cs="Times New Roman"/>
+          <w:b/>
+          <w:bCs/>
+          <w:sz w:val="28"/>
+          <w:szCs w:val="28"/>
+        </w:rPr>
+      </w:pPr>
+      <w:r>
+        <w:rPr>
+          <w:rFonts w:ascii="Times New Roman" w:hAnsi="Times New Roman" w:cs="Times New Roman"/>
+          <w:b/>
+          <w:bCs/>
+          <w:sz w:val="28"/>
+          <w:szCs w:val="28"/>
+        </w:rPr>
+        <w:t>A.Y 2026 – 27 Semester – 3</w:t>
+      </w:r>
+    </w:p>
+    <w:p>
+      <w:pPr>
+        <w:jc w:val="center"/>
+        <w:rPr>
+          <w:rFonts w:ascii="Times New Roman" w:hAnsi="Times New Roman" w:cs="Times New Roman"/>
+          <w:b/>
+          <w:bCs/>
+          <w:sz w:val="28"/>
+          <w:szCs w:val="28"/>
+        </w:rPr>
+      </w:pPr>
+    </w:p>
+    <w:p>
+      <w:pPr>
+        <w:jc w:val="center"/>
+        <w:rPr>
+          <w:rFonts w:ascii="Times New Roman" w:hAnsi="Times New Roman" w:cs="Times New Roman"/>
+          <w:b/>
+          <w:bCs/>
+          <w:sz w:val="28"/>
+          <w:szCs w:val="28"/>
+        </w:rPr>
+      </w:pPr>
+      <w:r>
+        <w:rPr>
+          <w:rFonts w:ascii="Times New Roman" w:hAnsi="Times New Roman" w:cs="Times New Roman"/>
+          <w:b/>
+          <w:bCs/>
+          <w:sz w:val="28"/>
+          <w:szCs w:val="28"/>
+        </w:rPr>
+        <w:t>LAB MANUAL</w:t>
+      </w:r>
+    </w:p>
+    <w:p>
+      <w:pPr>
+        <w:jc w:val="center"/>
+        <w:rPr>
+          <w:rFonts w:ascii="Times New Roman" w:hAnsi="Times New Roman" w:cs="Times New Roman"/>
+          <w:b/>
+          <w:bCs/>
+        </w:rPr>
+      </w:pPr>
+    </w:p>
+    <w:p>
+      <w:pPr>
+        <w:jc w:val="center"/>
+        <w:rPr>
+          <w:rFonts w:ascii="Times New Roman" w:hAnsi="Times New Roman" w:cs="Times New Roman"/>
+          <w:sz w:val="28"/>
+          <w:szCs w:val="28"/>
+        </w:rPr>
+      </w:pPr>
+      <w:r>
+        <w:rPr>
+          <w:rFonts w:ascii="Times New Roman" w:hAnsi="Times New Roman" w:cs="Times New Roman"/>
+          <w:b/>
+          <w:bCs/>
+          <w:sz w:val="28"/>
+          <w:szCs w:val="28"/>
+        </w:rPr>
+        <w:t>CSUC201 Fundamentals of Data Structures and Algorithms</w:t>
+      </w:r>
+    </w:p>
+    <w:p>
+      <w:pPr>
+        <w:jc w:val="center"/>
+        <w:rPr>
+          <w:b/>
+          <w:bCs/>
+          <w:sz w:val="28"/>
+          <w:szCs w:val="28"/>
+        </w:rPr>
+      </w:pPr>
+      <w:r>
+        <w:rPr>
+          <w:rFonts w:ascii="Times New Roman" w:hAnsi="Times New Roman" w:cs="Times New Roman"/>
+          <w:noProof/>
+        </w:rPr>
+        <w:drawing>
+          <wp:inline distT="0" distB="0" distL="0" distR="0" wp14:anchorId="49647677" wp14:editId="2E2183B4">
+            <wp:extent cx="2396066" cy="2367769"/>
+            <wp:effectExtent l="0" t="0" r="4445" b="0"/>
+            <wp:docPr id="1584521611" name="Picture 4" descr="AKedOLQ0VvvuLk4YfO1AmhjgDKloISlfQbqcu5NfL5EH=s900-c-k-c0x00ffffff-no-rj"/>
+            <wp:cNvGraphicFramePr>
+              <a:graphicFrameLocks xmlns:a="http://schemas.openxmlformats.org/drawingml/2006/main" noChangeAspect="1"/>
+            </wp:cNvGraphicFramePr>
+            <a:graphic xmlns:a="http://schemas.openxmlformats.org/drawingml/2006/main">
+              <a:graphicData uri="http://schemas.openxmlformats.org/drawingml/2006/picture">
+                <pic:pic xmlns:pic="http://schemas.openxmlformats.org/drawingml/2006/picture">
+                  <pic:nvPicPr>
+                    <pic:cNvPr id="0" name="Picture 13" descr="AKedOLQ0VvvuLk4YfO1AmhjgDKloISlfQbqcu5NfL5EH=s900-c-k-c0x00ffffff-no-rj"/>
+                    <pic:cNvPicPr>
+                      <a:picLocks noChangeAspect="1" noChangeArrowheads="1"/>
+                    </pic:cNvPicPr>
+                  </pic:nvPicPr>
+                  <pic:blipFill>
+                    <a:blip r:embed="rId8">
+                      <a:extLst>
+                        <a:ext uri="{28A0092B-C50C-407E-A947-70E740481C1C}">
+                          <a14:useLocalDpi xmlns:a14="http://schemas.microsoft.com/office/drawing/2010/main" val="0"/>
+                        </a:ext>
+                      </a:extLst>
+                    </a:blip>
+                    <a:srcRect/>
+                    <a:stretch>
+                      <a:fillRect/>
+                    </a:stretch>
+                  </pic:blipFill>
+                  <pic:spPr bwMode="auto">
+                    <a:xfrm>
+                      <a:off x="0" y="0"/>
+                      <a:ext cx="2409356" cy="2380902"/>
+                    </a:xfrm>
+                    <a:prstGeom prst="rect">
+                      <a:avLst/>
+                    </a:prstGeom>
+                    <a:noFill/>
+                    <a:ln>
+                      <a:noFill/>
+                    </a:ln>
+                  </pic:spPr>
+                </pic:pic>
+              </a:graphicData>
+            </a:graphic>
+          </wp:inline>
+        </w:drawing>
+      </w:r>
+      <w:r>
+        <w:rPr>
+          <w:rFonts w:ascii="Times New Roman" w:hAnsi="Times New Roman" w:cs="Times New Roman"/>
+        </w:rPr>
+        <w:br w:type="page"/>
+      </w:r>
+    </w:p>
+    <w:p>
+      <w:pPr>
+        <w:rPr>
+          <w:b/>
+          <w:bCs/>
+          <w:sz w:val="28"/>
+          <w:szCs w:val="28"/>
+        </w:rPr>
+      </w:pPr>
+      <w:r>
+        <w:rPr>
+          <w:b/>
+          <w:bCs/>
+          <w:sz w:val="28"/>
+          <w:szCs w:val="28"/>
+        </w:rPr>
+        <w:lastRenderedPageBreak/>
+        <w:t>Practical 2: Linear and Binary Search: Iterative and Recursive Approaches.</w:t>
       </w:r>
     </w:p>
     <w:p>
@@ -52,41 +388,290 @@
           <w:bCs/>
           <w:u w:val="single"/>
         </w:rPr>
-        <w:t>Practical Aim</w:t>
-      </w:r>
-      <w:r>
-        <w:rPr>
-          <w:b/>
-          <w:bCs/>
-          <w:u w:val="single"/>
+        <w:t>Practical Aim:</w:t>
+      </w:r>
+    </w:p>
+    <w:p>
+      <w:r>
+        <w:t>To implement linear and binary search using both iterative and recursive approaches.</w:t>
+      </w:r>
+    </w:p>
+    <w:p/>
+    <w:p>
+      <w:pPr>
+        <w:rPr>
+          <w:b/>
+          <w:bCs/>
+        </w:rPr>
+      </w:pPr>
+      <w:r>
+        <w:rPr>
+          <w:b/>
+          <w:bCs/>
+        </w:rPr>
+        <w:t>Problem 1</w:t>
+      </w:r>
+      <w:r>
+        <w:rPr>
+          <w:b/>
+          <w:bCs/>
         </w:rPr>
         <w:t>:</w:t>
       </w:r>
     </w:p>
     <w:p>
-      <w:r>
-        <w:t>To implement linear and binary search using both iterative and recursive approaches.</w:t>
-      </w:r>
-    </w:p>
-    <w:p/>
-    <w:p>
-      <w:pPr>
-        <w:rPr>
-          <w:b/>
-          <w:bCs/>
-        </w:rPr>
-      </w:pPr>
-      <w:r>
-        <w:rPr>
-          <w:b/>
-          <w:bCs/>
-        </w:rPr>
-        <w:t>Problem 1</w:t>
-      </w:r>
-      <w:r>
-        <w:rPr>
-          <w:b/>
-          <w:bCs/>
+      <w:pPr>
+        <w:rPr>
+          <w:color w:val="BF4E14" w:themeColor="accent2" w:themeShade="BF"/>
+        </w:rPr>
+      </w:pPr>
+      <w:r>
+        <w:rPr>
+          <w:color w:val="BF4E14" w:themeColor="accent2" w:themeShade="BF"/>
+        </w:rPr>
+        <w:t>A security guard at a parking lot checks vehicles one by one from the entrance to find a car with</w:t>
+      </w:r>
+      <w:r>
+        <w:rPr>
+          <w:color w:val="BF4E14" w:themeColor="accent2" w:themeShade="BF"/>
+        </w:rPr>
+        <w:t xml:space="preserve"> </w:t>
+      </w:r>
+      <w:r>
+        <w:rPr>
+          <w:color w:val="BF4E14" w:themeColor="accent2" w:themeShade="BF"/>
+        </w:rPr>
+        <w:t>a specific license plate. Sometimes he starts from the entrance, sometimes he calls a helper</w:t>
+      </w:r>
+      <w:r>
+        <w:rPr>
+          <w:color w:val="BF4E14" w:themeColor="accent2" w:themeShade="BF"/>
+        </w:rPr>
+        <w:t xml:space="preserve"> </w:t>
+      </w:r>
+      <w:r>
+        <w:rPr>
+          <w:color w:val="BF4E14" w:themeColor="accent2" w:themeShade="BF"/>
+        </w:rPr>
+        <w:t>who starts from where the guard left off. Given a list of license plates and a target plate,</w:t>
+      </w:r>
+      <w:r>
+        <w:rPr>
+          <w:color w:val="BF4E14" w:themeColor="accent2" w:themeShade="BF"/>
+        </w:rPr>
+        <w:t xml:space="preserve"> </w:t>
+      </w:r>
+      <w:r>
+        <w:rPr>
+          <w:color w:val="BF4E14" w:themeColor="accent2" w:themeShade="BF"/>
+        </w:rPr>
+        <w:t>implement both approaches — one that checks plates one by one from the start, and one where</w:t>
+      </w:r>
+      <w:r>
+        <w:rPr>
+          <w:color w:val="BF4E14" w:themeColor="accent2" w:themeShade="BF"/>
+        </w:rPr>
+        <w:t xml:space="preserve"> </w:t>
+      </w:r>
+      <w:r>
+        <w:rPr>
+          <w:color w:val="BF4E14" w:themeColor="accent2" w:themeShade="BF"/>
+        </w:rPr>
+        <w:t>the function calls itself to continue checking — and report the position of the target plate if</w:t>
+      </w:r>
+      <w:r>
+        <w:rPr>
+          <w:color w:val="BF4E14" w:themeColor="accent2" w:themeShade="BF"/>
+        </w:rPr>
+        <w:t xml:space="preserve"> </w:t>
+      </w:r>
+      <w:r>
+        <w:rPr>
+          <w:color w:val="BF4E14" w:themeColor="accent2" w:themeShade="BF"/>
+        </w:rPr>
+        <w:t>found.</w:t>
+      </w:r>
+    </w:p>
+    <w:p>
+      <w:pPr>
+        <w:rPr>
+          <w:color w:val="BF4E14" w:themeColor="accent2" w:themeShade="BF"/>
+        </w:rPr>
+      </w:pPr>
+      <w:r>
+        <w:rPr>
+          <w:color w:val="BF4E14" w:themeColor="accent2" w:themeShade="BF"/>
+        </w:rPr>
+        <w:t>Describe the approach you used. What happens in your solution if the target plate appears</w:t>
+      </w:r>
+      <w:r>
+        <w:rPr>
+          <w:color w:val="BF4E14" w:themeColor="accent2" w:themeShade="BF"/>
+        </w:rPr>
+        <w:t xml:space="preserve"> </w:t>
+      </w:r>
+      <w:r>
+        <w:rPr>
+          <w:color w:val="BF4E14" w:themeColor="accent2" w:themeShade="BF"/>
+        </w:rPr>
+        <w:t>more than once in the list? Does it find the first occurrence, the last, or just any one?</w:t>
+      </w:r>
+    </w:p>
+    <w:p>
+      <w:pPr>
+        <w:rPr>
+          <w:b/>
+          <w:bCs/>
+          <w:color w:val="0D0D0D" w:themeColor="text1" w:themeTint="F2"/>
+        </w:rPr>
+      </w:pPr>
+      <w:r>
+        <w:rPr>
+          <w:b/>
+          <w:bCs/>
+          <w:color w:val="0D0D0D" w:themeColor="text1" w:themeTint="F2"/>
+        </w:rPr>
+        <w:t>Theory:</w:t>
+      </w:r>
+    </w:p>
+    <w:p>
+      <w:pPr>
+        <w:rPr>
+          <w:b/>
+          <w:bCs/>
+          <w:color w:val="153D63" w:themeColor="text2" w:themeTint="E6"/>
+        </w:rPr>
+      </w:pPr>
+      <w:r>
+        <w:rPr>
+          <w:b/>
+          <w:bCs/>
+          <w:color w:val="153D63" w:themeColor="text2" w:themeTint="E6"/>
+        </w:rPr>
+        <w:t>If the target plate appears near the end of a very long list, your solution still</w:t>
+      </w:r>
+      <w:r>
+        <w:rPr>
+          <w:b/>
+          <w:bCs/>
+          <w:color w:val="153D63" w:themeColor="text2" w:themeTint="E6"/>
+        </w:rPr>
+        <w:t xml:space="preserve"> </w:t>
+      </w:r>
+      <w:r>
+        <w:rPr>
+          <w:b/>
+          <w:bCs/>
+          <w:color w:val="153D63" w:themeColor="text2" w:themeTint="E6"/>
+        </w:rPr>
+        <w:t>checks every plate before it. Can you think of any property the input would need to have</w:t>
+      </w:r>
+      <w:r>
+        <w:rPr>
+          <w:b/>
+          <w:bCs/>
+          <w:color w:val="153D63" w:themeColor="text2" w:themeTint="E6"/>
+        </w:rPr>
+        <w:t xml:space="preserve"> </w:t>
+      </w:r>
+      <w:r>
+        <w:rPr>
+          <w:b/>
+          <w:bCs/>
+          <w:color w:val="153D63" w:themeColor="text2" w:themeTint="E6"/>
+        </w:rPr>
+        <w:t>for you to skip checking some plates entirely? What does Problem 2.2 tell you about</w:t>
+      </w:r>
+      <w:r>
+        <w:rPr>
+          <w:b/>
+          <w:bCs/>
+          <w:color w:val="153D63" w:themeColor="text2" w:themeTint="E6"/>
+        </w:rPr>
+        <w:t xml:space="preserve"> </w:t>
+      </w:r>
+      <w:r>
+        <w:rPr>
+          <w:b/>
+          <w:bCs/>
+          <w:color w:val="153D63" w:themeColor="text2" w:themeTint="E6"/>
+        </w:rPr>
+        <w:t>this?</w:t>
+      </w:r>
+    </w:p>
+    <w:p>
+      <w:pPr>
+        <w:rPr>
+          <w:color w:val="0D0D0D" w:themeColor="text1" w:themeTint="F2"/>
+        </w:rPr>
+      </w:pPr>
+      <w:r>
+        <w:rPr>
+          <w:color w:val="0D0D0D" w:themeColor="text1" w:themeTint="F2"/>
+        </w:rPr>
+        <w:t xml:space="preserve">If the target plate is near the end of a very long list, linear search may need to check almost every plate. To skip some elements, the input would need to have some useful </w:t>
+      </w:r>
+      <w:r>
+        <w:rPr>
+          <w:b/>
+          <w:bCs/>
+          <w:color w:val="0D0D0D" w:themeColor="text1" w:themeTint="F2"/>
+        </w:rPr>
+        <w:t>ordering property</w:t>
+      </w:r>
+      <w:r>
+        <w:rPr>
+          <w:color w:val="0D0D0D" w:themeColor="text1" w:themeTint="F2"/>
+        </w:rPr>
+        <w:t>, such as being sorted.</w:t>
+      </w:r>
+    </w:p>
+    <w:p>
+      <w:pPr>
+        <w:rPr>
+          <w:b/>
+          <w:bCs/>
+          <w:color w:val="153D63" w:themeColor="text2" w:themeTint="E6"/>
+        </w:rPr>
+      </w:pPr>
+    </w:p>
+    <w:p>
+      <w:pPr>
+        <w:rPr>
+          <w:b/>
+          <w:bCs/>
+          <w:color w:val="0D0D0D" w:themeColor="text1" w:themeTint="F2"/>
+        </w:rPr>
+      </w:pPr>
+      <w:r>
+        <w:rPr>
+          <w:b/>
+          <w:bCs/>
+          <w:color w:val="0D0D0D" w:themeColor="text1" w:themeTint="F2"/>
+        </w:rPr>
+        <w:t>Code-</w:t>
+      </w:r>
+      <w:r>
+        <w:rPr>
+          <w:b/>
+          <w:bCs/>
+          <w:color w:val="0D0D0D" w:themeColor="text1" w:themeTint="F2"/>
+        </w:rPr>
+        <w:t>Part 1</w:t>
+      </w:r>
+      <w:r>
+        <w:rPr>
+          <w:b/>
+          <w:bCs/>
+          <w:color w:val="0D0D0D" w:themeColor="text1" w:themeTint="F2"/>
+        </w:rPr>
+        <w:t>(Linear search)</w:t>
+      </w:r>
+      <w:r>
+        <w:rPr>
+          <w:b/>
+          <w:bCs/>
+          <w:color w:val="0D0D0D" w:themeColor="text1" w:themeTint="F2"/>
         </w:rPr>
         <w:t>:</w:t>
       </w:r>
@@ -94,533 +679,34 @@
     <w:p>
       <w:pPr>
         <w:rPr>
-          <w:color w:val="215E99" w:themeColor="text2" w:themeTint="BF"/>
-        </w:rPr>
-      </w:pPr>
-      <w:r>
-        <w:rPr>
-          <w:color w:val="215E99" w:themeColor="text2" w:themeTint="BF"/>
-        </w:rPr>
-        <w:t>A security guard at a parking lot checks vehicles one by one from the entrance to find a car with</w:t>
-      </w:r>
-    </w:p>
-    <w:p>
-      <w:pPr>
-        <w:rPr>
-          <w:color w:val="215E99" w:themeColor="text2" w:themeTint="BF"/>
-        </w:rPr>
-      </w:pPr>
-      <w:r>
-        <w:rPr>
-          <w:color w:val="215E99" w:themeColor="text2" w:themeTint="BF"/>
-        </w:rPr>
-        <w:t>a specific license plate. Sometimes he starts from the entrance, sometimes he calls a helper</w:t>
-      </w:r>
-    </w:p>
-    <w:p>
-      <w:pPr>
-        <w:rPr>
-          <w:color w:val="215E99" w:themeColor="text2" w:themeTint="BF"/>
-        </w:rPr>
-      </w:pPr>
-      <w:r>
-        <w:rPr>
-          <w:color w:val="215E99" w:themeColor="text2" w:themeTint="BF"/>
-        </w:rPr>
-        <w:t>who starts from where the guard left off. Given a list of license plates and a target plate,</w:t>
-      </w:r>
-    </w:p>
-    <w:p>
-      <w:pPr>
-        <w:rPr>
-          <w:color w:val="215E99" w:themeColor="text2" w:themeTint="BF"/>
-        </w:rPr>
-      </w:pPr>
-      <w:r>
-        <w:rPr>
-          <w:color w:val="215E99" w:themeColor="text2" w:themeTint="BF"/>
-        </w:rPr>
-        <w:t>implement both approaches — one that checks plates one by one from the start, and one where</w:t>
-      </w:r>
-    </w:p>
-    <w:p>
-      <w:pPr>
-        <w:rPr>
-          <w:color w:val="215E99" w:themeColor="text2" w:themeTint="BF"/>
-        </w:rPr>
-      </w:pPr>
-      <w:r>
-        <w:rPr>
-          <w:color w:val="215E99" w:themeColor="text2" w:themeTint="BF"/>
-        </w:rPr>
-        <w:t>the function calls itself to continue checking — and report the position of the target plate if</w:t>
-      </w:r>
-    </w:p>
-    <w:p>
-      <w:pPr>
-        <w:rPr>
-          <w:color w:val="215E99" w:themeColor="text2" w:themeTint="BF"/>
-        </w:rPr>
-      </w:pPr>
-      <w:r>
-        <w:rPr>
-          <w:color w:val="215E99" w:themeColor="text2" w:themeTint="BF"/>
-        </w:rPr>
-        <w:t>found.</w:t>
-      </w:r>
-    </w:p>
-    <w:p>
-      <w:pPr>
-        <w:rPr>
-          <w:color w:val="215E99" w:themeColor="text2" w:themeTint="BF"/>
-        </w:rPr>
-      </w:pPr>
-      <w:r>
-        <w:rPr>
-          <w:color w:val="215E99" w:themeColor="text2" w:themeTint="BF"/>
-        </w:rPr>
-        <w:t>Describe the approach you used. What happens in your solution if the target plate appears</w:t>
-      </w:r>
-    </w:p>
-    <w:p>
-      <w:pPr>
-        <w:rPr>
-          <w:color w:val="215E99" w:themeColor="text2" w:themeTint="BF"/>
-        </w:rPr>
-      </w:pPr>
-      <w:r>
-        <w:rPr>
-          <w:color w:val="215E99" w:themeColor="text2" w:themeTint="BF"/>
-        </w:rPr>
-        <w:t>more than once in the list? Does it find the first occurrence, the last, or just any one?</w:t>
-      </w:r>
-    </w:p>
-    <w:p>
-      <w:pPr>
-        <w:rPr>
-          <w:b/>
-          <w:bCs/>
-          <w:color w:val="BF4E14" w:themeColor="accent2" w:themeShade="BF"/>
-        </w:rPr>
-      </w:pPr>
-      <w:r>
-        <w:rPr>
-          <w:b/>
-          <w:bCs/>
-          <w:color w:val="BF4E14" w:themeColor="accent2" w:themeShade="BF"/>
-        </w:rPr>
-        <w:t>Part 1</w:t>
-      </w:r>
-      <w:r>
-        <w:rPr>
-          <w:b/>
-          <w:bCs/>
-          <w:color w:val="BF4E14" w:themeColor="accent2" w:themeShade="BF"/>
-        </w:rPr>
-        <w:t>(Linear search)</w:t>
-      </w:r>
-      <w:r>
-        <w:rPr>
-          <w:b/>
-          <w:bCs/>
-          <w:color w:val="BF4E14" w:themeColor="accent2" w:themeShade="BF"/>
-        </w:rPr>
-        <w:t>:</w:t>
-      </w:r>
-    </w:p>
-    <w:p>
-      <w:pPr>
-        <w:rPr>
-          <w:color w:val="0D0D0D" w:themeColor="text1" w:themeTint="F2"/>
-        </w:rPr>
-      </w:pPr>
-      <w:r>
-        <w:rPr>
-          <w:color w:val="0D0D0D" w:themeColor="text1" w:themeTint="F2"/>
-        </w:rPr>
-        <w:t>#include&lt;iostream&gt;</w:t>
-      </w:r>
-    </w:p>
-    <w:p>
-      <w:pPr>
-        <w:rPr>
-          <w:color w:val="0D0D0D" w:themeColor="text1" w:themeTint="F2"/>
-        </w:rPr>
-      </w:pPr>
-      <w:r>
-        <w:rPr>
-          <w:color w:val="0D0D0D" w:themeColor="text1" w:themeTint="F2"/>
-        </w:rPr>
-        <w:t>#include&lt;string&gt;</w:t>
-      </w:r>
-    </w:p>
-    <w:p>
-      <w:pPr>
-        <w:rPr>
-          <w:color w:val="0D0D0D" w:themeColor="text1" w:themeTint="F2"/>
-        </w:rPr>
-      </w:pPr>
-      <w:r>
-        <w:rPr>
-          <w:color w:val="0D0D0D" w:themeColor="text1" w:themeTint="F2"/>
-        </w:rPr>
-        <w:t>using namespace std;</w:t>
-      </w:r>
-    </w:p>
-    <w:p>
-      <w:pPr>
-        <w:rPr>
-          <w:color w:val="0D0D0D" w:themeColor="text1" w:themeTint="F2"/>
-        </w:rPr>
-      </w:pPr>
-      <w:r>
-        <w:rPr>
-          <w:color w:val="0D0D0D" w:themeColor="text1" w:themeTint="F2"/>
-        </w:rPr>
-        <w:t>int main()</w:t>
-      </w:r>
-    </w:p>
-    <w:p>
-      <w:pPr>
-        <w:rPr>
-          <w:color w:val="0D0D0D" w:themeColor="text1" w:themeTint="F2"/>
-        </w:rPr>
-      </w:pPr>
-      <w:r>
-        <w:rPr>
-          <w:color w:val="0D0D0D" w:themeColor="text1" w:themeTint="F2"/>
-        </w:rPr>
-        <w:t>{</w:t>
-      </w:r>
-    </w:p>
-    <w:p>
-      <w:pPr>
-        <w:rPr>
-          <w:color w:val="0D0D0D" w:themeColor="text1" w:themeTint="F2"/>
-        </w:rPr>
-      </w:pPr>
-      <w:r>
-        <w:rPr>
-          <w:color w:val="0D0D0D" w:themeColor="text1" w:themeTint="F2"/>
-        </w:rPr>
-        <w:t xml:space="preserve">    int ar[10]={1001,1002,1003,1004,1005,1006,1007,1008,1009,1010};</w:t>
-      </w:r>
-    </w:p>
-    <w:p>
-      <w:pPr>
-        <w:rPr>
-          <w:color w:val="0D0D0D" w:themeColor="text1" w:themeTint="F2"/>
-        </w:rPr>
-      </w:pPr>
-      <w:r>
-        <w:rPr>
-          <w:color w:val="0D0D0D" w:themeColor="text1" w:themeTint="F2"/>
-        </w:rPr>
-        <w:t xml:space="preserve">    int mid=0,start=0,last=9;</w:t>
-      </w:r>
-    </w:p>
-    <w:p>
-      <w:pPr>
-        <w:rPr>
-          <w:color w:val="0D0D0D" w:themeColor="text1" w:themeTint="F2"/>
-        </w:rPr>
-      </w:pPr>
-      <w:r>
-        <w:rPr>
-          <w:color w:val="0D0D0D" w:themeColor="text1" w:themeTint="F2"/>
-        </w:rPr>
-        <w:t xml:space="preserve">    int plate=0,key=0;</w:t>
-      </w:r>
-    </w:p>
-    <w:p>
-      <w:pPr>
-        <w:rPr>
-          <w:color w:val="0D0D0D" w:themeColor="text1" w:themeTint="F2"/>
-        </w:rPr>
-      </w:pPr>
-    </w:p>
-    <w:p>
-      <w:pPr>
-        <w:rPr>
-          <w:color w:val="0D0D0D" w:themeColor="text1" w:themeTint="F2"/>
-        </w:rPr>
-      </w:pPr>
-      <w:r>
-        <w:rPr>
-          <w:color w:val="0D0D0D" w:themeColor="text1" w:themeTint="F2"/>
-        </w:rPr>
-        <w:t xml:space="preserve">    cout&lt;&lt;"Enter the plate number : ";</w:t>
-      </w:r>
-    </w:p>
-    <w:p>
-      <w:pPr>
-        <w:rPr>
-          <w:color w:val="0D0D0D" w:themeColor="text1" w:themeTint="F2"/>
-        </w:rPr>
-      </w:pPr>
-      <w:r>
-        <w:rPr>
-          <w:color w:val="0D0D0D" w:themeColor="text1" w:themeTint="F2"/>
-        </w:rPr>
-        <w:t xml:space="preserve">    cin&gt;&gt;plate;</w:t>
-      </w:r>
-    </w:p>
-    <w:p>
-      <w:pPr>
-        <w:rPr>
-          <w:color w:val="0D0D0D" w:themeColor="text1" w:themeTint="F2"/>
-        </w:rPr>
-      </w:pPr>
-      <w:r>
-        <w:rPr>
-          <w:color w:val="0D0D0D" w:themeColor="text1" w:themeTint="F2"/>
-        </w:rPr>
-        <w:t xml:space="preserve">    for(int i=0;i&lt;=last;i++)</w:t>
-      </w:r>
-    </w:p>
-    <w:p>
-      <w:pPr>
-        <w:rPr>
-          <w:color w:val="0D0D0D" w:themeColor="text1" w:themeTint="F2"/>
-        </w:rPr>
-      </w:pPr>
-      <w:r>
-        <w:rPr>
-          <w:color w:val="0D0D0D" w:themeColor="text1" w:themeTint="F2"/>
-        </w:rPr>
-        <w:t xml:space="preserve">    {</w:t>
-      </w:r>
-    </w:p>
-    <w:p>
-      <w:pPr>
-        <w:rPr>
-          <w:color w:val="0D0D0D" w:themeColor="text1" w:themeTint="F2"/>
-        </w:rPr>
-      </w:pPr>
-      <w:r>
-        <w:rPr>
-          <w:color w:val="0D0D0D" w:themeColor="text1" w:themeTint="F2"/>
-        </w:rPr>
-        <w:lastRenderedPageBreak/>
-        <w:t xml:space="preserve">        mid=(start+last)/2;</w:t>
-      </w:r>
-    </w:p>
-    <w:p>
-      <w:pPr>
-        <w:rPr>
-          <w:color w:val="0D0D0D" w:themeColor="text1" w:themeTint="F2"/>
-        </w:rPr>
-      </w:pPr>
-      <w:r>
-        <w:rPr>
-          <w:color w:val="0D0D0D" w:themeColor="text1" w:themeTint="F2"/>
-        </w:rPr>
-        <w:t xml:space="preserve">        if(ar[mid]&gt;plate)</w:t>
-      </w:r>
-    </w:p>
-    <w:p>
-      <w:pPr>
-        <w:rPr>
-          <w:color w:val="0D0D0D" w:themeColor="text1" w:themeTint="F2"/>
-        </w:rPr>
-      </w:pPr>
-      <w:r>
-        <w:rPr>
-          <w:color w:val="0D0D0D" w:themeColor="text1" w:themeTint="F2"/>
-        </w:rPr>
-        <w:t xml:space="preserve">        {</w:t>
-      </w:r>
-    </w:p>
-    <w:p>
-      <w:pPr>
-        <w:rPr>
-          <w:color w:val="0D0D0D" w:themeColor="text1" w:themeTint="F2"/>
-        </w:rPr>
-      </w:pPr>
-      <w:r>
-        <w:rPr>
-          <w:color w:val="0D0D0D" w:themeColor="text1" w:themeTint="F2"/>
-        </w:rPr>
-        <w:t xml:space="preserve">            last=mid-1;</w:t>
-      </w:r>
-    </w:p>
-    <w:p>
-      <w:pPr>
-        <w:rPr>
-          <w:color w:val="0D0D0D" w:themeColor="text1" w:themeTint="F2"/>
-        </w:rPr>
-      </w:pPr>
-      <w:r>
-        <w:rPr>
-          <w:color w:val="0D0D0D" w:themeColor="text1" w:themeTint="F2"/>
-        </w:rPr>
-        <w:t xml:space="preserve">        }</w:t>
-      </w:r>
-    </w:p>
-    <w:p>
-      <w:pPr>
-        <w:rPr>
-          <w:color w:val="0D0D0D" w:themeColor="text1" w:themeTint="F2"/>
-        </w:rPr>
-      </w:pPr>
-      <w:r>
-        <w:rPr>
-          <w:color w:val="0D0D0D" w:themeColor="text1" w:themeTint="F2"/>
-        </w:rPr>
-        <w:t xml:space="preserve">        else if(ar[mid]&lt;plate)</w:t>
-      </w:r>
-    </w:p>
-    <w:p>
-      <w:pPr>
-        <w:rPr>
-          <w:color w:val="0D0D0D" w:themeColor="text1" w:themeTint="F2"/>
-        </w:rPr>
-      </w:pPr>
-      <w:r>
-        <w:rPr>
-          <w:color w:val="0D0D0D" w:themeColor="text1" w:themeTint="F2"/>
-        </w:rPr>
-        <w:t xml:space="preserve">        {</w:t>
-      </w:r>
-    </w:p>
-    <w:p>
-      <w:pPr>
-        <w:rPr>
-          <w:color w:val="0D0D0D" w:themeColor="text1" w:themeTint="F2"/>
-        </w:rPr>
-      </w:pPr>
-      <w:r>
-        <w:rPr>
-          <w:color w:val="0D0D0D" w:themeColor="text1" w:themeTint="F2"/>
-        </w:rPr>
-        <w:t xml:space="preserve">            start=mid+1;</w:t>
-      </w:r>
-    </w:p>
-    <w:p>
-      <w:pPr>
-        <w:rPr>
-          <w:color w:val="0D0D0D" w:themeColor="text1" w:themeTint="F2"/>
-        </w:rPr>
-      </w:pPr>
-      <w:r>
-        <w:rPr>
-          <w:color w:val="0D0D0D" w:themeColor="text1" w:themeTint="F2"/>
-        </w:rPr>
-        <w:t xml:space="preserve">        }</w:t>
-      </w:r>
-    </w:p>
-    <w:p>
-      <w:pPr>
-        <w:rPr>
-          <w:color w:val="0D0D0D" w:themeColor="text1" w:themeTint="F2"/>
-        </w:rPr>
-      </w:pPr>
-      <w:r>
-        <w:rPr>
-          <w:color w:val="0D0D0D" w:themeColor="text1" w:themeTint="F2"/>
-        </w:rPr>
-        <w:t xml:space="preserve">        else</w:t>
-      </w:r>
-    </w:p>
-    <w:p>
-      <w:pPr>
-        <w:rPr>
-          <w:color w:val="0D0D0D" w:themeColor="text1" w:themeTint="F2"/>
-        </w:rPr>
-      </w:pPr>
-      <w:r>
-        <w:rPr>
-          <w:color w:val="0D0D0D" w:themeColor="text1" w:themeTint="F2"/>
-        </w:rPr>
-        <w:t xml:space="preserve">        {</w:t>
-      </w:r>
-    </w:p>
-    <w:p>
-      <w:pPr>
-        <w:rPr>
-          <w:color w:val="0D0D0D" w:themeColor="text1" w:themeTint="F2"/>
-        </w:rPr>
-      </w:pPr>
-      <w:r>
-        <w:rPr>
-          <w:color w:val="0D0D0D" w:themeColor="text1" w:themeTint="F2"/>
-        </w:rPr>
-        <w:t xml:space="preserve">            key=mid;</w:t>
-      </w:r>
-    </w:p>
-    <w:p>
-      <w:pPr>
-        <w:rPr>
-          <w:color w:val="0D0D0D" w:themeColor="text1" w:themeTint="F2"/>
-        </w:rPr>
-      </w:pPr>
-      <w:r>
-        <w:rPr>
-          <w:color w:val="0D0D0D" w:themeColor="text1" w:themeTint="F2"/>
-        </w:rPr>
-        <w:t xml:space="preserve">           // cout&lt;&lt;"The number is at : "&lt;&lt;mid+1&lt;&lt;"position";</w:t>
-      </w:r>
-    </w:p>
-    <w:p>
-      <w:pPr>
-        <w:rPr>
-          <w:color w:val="0D0D0D" w:themeColor="text1" w:themeTint="F2"/>
-        </w:rPr>
-      </w:pPr>
-      <w:r>
-        <w:rPr>
-          <w:color w:val="0D0D0D" w:themeColor="text1" w:themeTint="F2"/>
-        </w:rPr>
-        <w:t xml:space="preserve">        }</w:t>
-      </w:r>
-    </w:p>
-    <w:p>
-      <w:pPr>
-        <w:rPr>
-          <w:color w:val="0D0D0D" w:themeColor="text1" w:themeTint="F2"/>
-        </w:rPr>
-      </w:pPr>
-      <w:r>
-        <w:rPr>
-          <w:color w:val="0D0D0D" w:themeColor="text1" w:themeTint="F2"/>
-        </w:rPr>
-        <w:t xml:space="preserve">    }</w:t>
-      </w:r>
-    </w:p>
-    <w:p>
-      <w:pPr>
-        <w:rPr>
-          <w:color w:val="0D0D0D" w:themeColor="text1" w:themeTint="F2"/>
-        </w:rPr>
-      </w:pPr>
-      <w:r>
-        <w:rPr>
-          <w:color w:val="0D0D0D" w:themeColor="text1" w:themeTint="F2"/>
-        </w:rPr>
-        <w:t xml:space="preserve">    cout&lt;&lt;"The value/position of Car is : "&lt;&lt;key;</w:t>
-      </w:r>
-    </w:p>
-    <w:p>
-      <w:pPr>
-        <w:rPr>
-          <w:color w:val="0D0D0D" w:themeColor="text1" w:themeTint="F2"/>
-        </w:rPr>
-      </w:pPr>
-      <w:r>
-        <w:rPr>
-          <w:color w:val="0D0D0D" w:themeColor="text1" w:themeTint="F2"/>
-        </w:rPr>
-        <w:t>}</w:t>
-      </w:r>
-    </w:p>
-    <w:p>
-      <w:pPr>
-        <w:rPr>
-          <w:b/>
-          <w:bCs/>
-          <w:color w:val="0D0D0D" w:themeColor="text1" w:themeTint="F2"/>
-        </w:rPr>
-      </w:pPr>
+          <w:color w:val="0D0D0D" w:themeColor="text1" w:themeTint="F2"/>
+        </w:rPr>
+      </w:pPr>
+      <w:hyperlink r:id="rId9" w:history="1">
+        <w:r>
+          <w:rPr>
+            <w:rStyle w:val="Hyperlink"/>
+          </w:rPr>
+          <w:t>https://github.com/kanan2007s-sys/FDSA_B/tree/main/Practical2</w:t>
+        </w:r>
+      </w:hyperlink>
+    </w:p>
+    <w:p>
+      <w:pPr>
+        <w:rPr>
+          <w:color w:val="0D0D0D" w:themeColor="text1" w:themeTint="F2"/>
+        </w:rPr>
+      </w:pPr>
+    </w:p>
+    <w:p>
+      <w:pPr>
+        <w:rPr>
+          <w:b/>
+          <w:bCs/>
+          <w:color w:val="0D0D0D" w:themeColor="text1" w:themeTint="F2"/>
+        </w:rPr>
+      </w:pPr>
+      <w:proofErr w:type="gramStart"/>
       <w:r>
         <w:rPr>
           <w:b/>
@@ -629,6 +715,7 @@
         </w:rPr>
         <w:t>Screenshot :</w:t>
       </w:r>
+      <w:proofErr w:type="gramEnd"/>
     </w:p>
     <w:p>
       <w:pPr>
@@ -639,6 +726,7 @@
       </w:pPr>
       <w:r>
         <w:rPr>
+          <w:noProof/>
           <w:color w:val="0D0D0D" w:themeColor="text1" w:themeTint="F2"/>
         </w:rPr>
         <w:drawing>
@@ -657,7 +745,7 @@
                     <pic:cNvPicPr/>
                   </pic:nvPicPr>
                   <pic:blipFill>
-                    <a:blip r:embed="rId6"/>
+                    <a:blip r:embed="rId10"/>
                     <a:stretch>
                       <a:fillRect/>
                     </a:stretch>
@@ -680,6 +768,14 @@
     </w:p>
     <w:p>
       <w:pPr>
+        <w:jc w:val="center"/>
+        <w:rPr>
+          <w:color w:val="0D0D0D" w:themeColor="text1" w:themeTint="F2"/>
+        </w:rPr>
+      </w:pPr>
+    </w:p>
+    <w:p>
+      <w:pPr>
         <w:rPr>
           <w:b/>
           <w:bCs/>
@@ -705,8 +801,216 @@
         <w:rPr>
           <w:color w:val="0D0D0D" w:themeColor="text1" w:themeTint="F2"/>
         </w:rPr>
-        <w:t>Searching car plate number with the help of linear search in a known plates.</w:t>
-      </w:r>
+        <w:t xml:space="preserve">Searching car plate number with the help of linear search in a </w:t>
+      </w:r>
+      <w:proofErr w:type="gramStart"/>
+      <w:r>
+        <w:rPr>
+          <w:color w:val="0D0D0D" w:themeColor="text1" w:themeTint="F2"/>
+        </w:rPr>
+        <w:t>known plates</w:t>
+      </w:r>
+      <w:proofErr w:type="gramEnd"/>
+      <w:r>
+        <w:rPr>
+          <w:color w:val="0D0D0D" w:themeColor="text1" w:themeTint="F2"/>
+        </w:rPr>
+        <w:t>.</w:t>
+      </w:r>
+    </w:p>
+    <w:p>
+      <w:pPr>
+        <w:rPr>
+          <w:color w:val="0D0D0D" w:themeColor="text1" w:themeTint="F2"/>
+        </w:rPr>
+      </w:pPr>
+    </w:p>
+    <w:p>
+      <w:pPr>
+        <w:rPr>
+          <w:b/>
+          <w:bCs/>
+          <w:color w:val="0D0D0D" w:themeColor="text1" w:themeTint="F2"/>
+        </w:rPr>
+      </w:pPr>
+      <w:r>
+        <w:rPr>
+          <w:b/>
+          <w:bCs/>
+          <w:color w:val="0D0D0D" w:themeColor="text1" w:themeTint="F2"/>
+        </w:rPr>
+        <w:t>Challenges/difficulties:</w:t>
+      </w:r>
+    </w:p>
+    <w:p>
+      <w:pPr>
+        <w:tabs>
+          <w:tab w:val="left" w:pos="7446"/>
+        </w:tabs>
+        <w:rPr>
+          <w:color w:val="0D0D0D" w:themeColor="text1" w:themeTint="F2"/>
+        </w:rPr>
+      </w:pPr>
+      <w:r>
+        <w:rPr>
+          <w:color w:val="0D0D0D" w:themeColor="text1" w:themeTint="F2"/>
+        </w:rPr>
+        <w:t xml:space="preserve">There were no major difficulties but where to put the “mid” variable was confusing which </w:t>
+      </w:r>
+      <w:proofErr w:type="spellStart"/>
+      <w:r>
+        <w:rPr>
+          <w:color w:val="0D0D0D" w:themeColor="text1" w:themeTint="F2"/>
+        </w:rPr>
+        <w:t>comparision</w:t>
+      </w:r>
+      <w:proofErr w:type="spellEnd"/>
+      <w:r>
+        <w:rPr>
+          <w:color w:val="0D0D0D" w:themeColor="text1" w:themeTint="F2"/>
+        </w:rPr>
+        <w:t xml:space="preserve"> argument should be placed first was also confusing. If condition was also little </w:t>
+      </w:r>
+      <w:proofErr w:type="gramStart"/>
+      <w:r>
+        <w:rPr>
+          <w:color w:val="0D0D0D" w:themeColor="text1" w:themeTint="F2"/>
+        </w:rPr>
+        <w:t>confusing .</w:t>
+      </w:r>
+      <w:proofErr w:type="gramEnd"/>
+      <w:r>
+        <w:rPr>
+          <w:color w:val="0D0D0D" w:themeColor="text1" w:themeTint="F2"/>
+        </w:rPr>
+        <w:t xml:space="preserve"> I learned it and the code successfully </w:t>
+      </w:r>
+      <w:proofErr w:type="spellStart"/>
+      <w:r>
+        <w:rPr>
+          <w:color w:val="0D0D0D" w:themeColor="text1" w:themeTint="F2"/>
+        </w:rPr>
+        <w:t>runned</w:t>
+      </w:r>
+      <w:proofErr w:type="spellEnd"/>
+      <w:r>
+        <w:rPr>
+          <w:color w:val="0D0D0D" w:themeColor="text1" w:themeTint="F2"/>
+        </w:rPr>
+        <w:t>.</w:t>
+      </w:r>
+    </w:p>
+    <w:p>
+      <w:pPr>
+        <w:rPr>
+          <w:color w:val="0D0D0D" w:themeColor="text1" w:themeTint="F2"/>
+        </w:rPr>
+      </w:pPr>
+    </w:p>
+    <w:p>
+      <w:pPr>
+        <w:rPr>
+          <w:color w:val="0D0D0D" w:themeColor="text1" w:themeTint="F2"/>
+        </w:rPr>
+      </w:pPr>
+    </w:p>
+    <w:p>
+      <w:pPr>
+        <w:rPr>
+          <w:color w:val="0D0D0D" w:themeColor="text1" w:themeTint="F2"/>
+        </w:rPr>
+      </w:pPr>
+    </w:p>
+    <w:p>
+      <w:pPr>
+        <w:rPr>
+          <w:color w:val="0D0D0D" w:themeColor="text1" w:themeTint="F2"/>
+        </w:rPr>
+      </w:pPr>
+    </w:p>
+    <w:p>
+      <w:pPr>
+        <w:rPr>
+          <w:color w:val="0D0D0D" w:themeColor="text1" w:themeTint="F2"/>
+        </w:rPr>
+      </w:pPr>
+    </w:p>
+    <w:p>
+      <w:pPr>
+        <w:rPr>
+          <w:color w:val="0D0D0D" w:themeColor="text1" w:themeTint="F2"/>
+        </w:rPr>
+      </w:pPr>
+    </w:p>
+    <w:p>
+      <w:pPr>
+        <w:rPr>
+          <w:color w:val="0D0D0D" w:themeColor="text1" w:themeTint="F2"/>
+        </w:rPr>
+      </w:pPr>
+    </w:p>
+    <w:p>
+      <w:pPr>
+        <w:rPr>
+          <w:color w:val="0D0D0D" w:themeColor="text1" w:themeTint="F2"/>
+        </w:rPr>
+      </w:pPr>
+    </w:p>
+    <w:p>
+      <w:pPr>
+        <w:rPr>
+          <w:color w:val="0D0D0D" w:themeColor="text1" w:themeTint="F2"/>
+        </w:rPr>
+      </w:pPr>
+    </w:p>
+    <w:p>
+      <w:pPr>
+        <w:rPr>
+          <w:color w:val="0D0D0D" w:themeColor="text1" w:themeTint="F2"/>
+        </w:rPr>
+      </w:pPr>
+    </w:p>
+    <w:p>
+      <w:pPr>
+        <w:rPr>
+          <w:color w:val="0D0D0D" w:themeColor="text1" w:themeTint="F2"/>
+        </w:rPr>
+      </w:pPr>
+    </w:p>
+    <w:p>
+      <w:pPr>
+        <w:rPr>
+          <w:color w:val="0D0D0D" w:themeColor="text1" w:themeTint="F2"/>
+        </w:rPr>
+      </w:pPr>
+    </w:p>
+    <w:p>
+      <w:pPr>
+        <w:rPr>
+          <w:color w:val="0D0D0D" w:themeColor="text1" w:themeTint="F2"/>
+        </w:rPr>
+      </w:pPr>
+    </w:p>
+    <w:p>
+      <w:pPr>
+        <w:rPr>
+          <w:color w:val="0D0D0D" w:themeColor="text1" w:themeTint="F2"/>
+        </w:rPr>
+      </w:pPr>
+    </w:p>
+    <w:p>
+      <w:pPr>
+        <w:rPr>
+          <w:color w:val="0D0D0D" w:themeColor="text1" w:themeTint="F2"/>
+        </w:rPr>
+      </w:pPr>
+    </w:p>
+    <w:p>
+      <w:pPr>
+        <w:rPr>
+          <w:color w:val="0D0D0D" w:themeColor="text1" w:themeTint="F2"/>
+        </w:rPr>
+      </w:pPr>
     </w:p>
     <w:p>
       <w:pPr>
@@ -757,7 +1061,6 @@
           <w:bCs/>
           <w:color w:val="BF4E14" w:themeColor="accent2" w:themeShade="BF"/>
         </w:rPr>
-        <w:lastRenderedPageBreak/>
         <w:t>Part 2(Binary search vehicle number):</w:t>
       </w:r>
     </w:p>
@@ -767,400 +1070,31 @@
           <w:color w:val="0D0D0D" w:themeColor="text1" w:themeTint="F2"/>
         </w:rPr>
       </w:pPr>
-      <w:r>
-        <w:rPr>
-          <w:color w:val="0D0D0D" w:themeColor="text1" w:themeTint="F2"/>
-        </w:rPr>
-        <w:t>#include&lt;iostream&gt;</w:t>
-      </w:r>
-    </w:p>
-    <w:p>
-      <w:pPr>
-        <w:rPr>
-          <w:color w:val="0D0D0D" w:themeColor="text1" w:themeTint="F2"/>
-        </w:rPr>
-      </w:pPr>
-      <w:r>
-        <w:rPr>
-          <w:color w:val="0D0D0D" w:themeColor="text1" w:themeTint="F2"/>
-        </w:rPr>
-        <w:t>#include&lt;string&gt;</w:t>
-      </w:r>
-    </w:p>
-    <w:p>
-      <w:pPr>
-        <w:rPr>
-          <w:color w:val="0D0D0D" w:themeColor="text1" w:themeTint="F2"/>
-        </w:rPr>
-      </w:pPr>
-      <w:r>
-        <w:rPr>
-          <w:color w:val="0D0D0D" w:themeColor="text1" w:themeTint="F2"/>
-        </w:rPr>
-        <w:t>using namespace std;</w:t>
-      </w:r>
-    </w:p>
-    <w:p>
-      <w:pPr>
-        <w:rPr>
-          <w:color w:val="0D0D0D" w:themeColor="text1" w:themeTint="F2"/>
-        </w:rPr>
-      </w:pPr>
-      <w:r>
-        <w:rPr>
-          <w:color w:val="0D0D0D" w:themeColor="text1" w:themeTint="F2"/>
-        </w:rPr>
-        <w:t>int main()</w:t>
-      </w:r>
-    </w:p>
-    <w:p>
-      <w:pPr>
-        <w:rPr>
-          <w:color w:val="0D0D0D" w:themeColor="text1" w:themeTint="F2"/>
-        </w:rPr>
-      </w:pPr>
-      <w:r>
-        <w:rPr>
-          <w:color w:val="0D0D0D" w:themeColor="text1" w:themeTint="F2"/>
-        </w:rPr>
-        <w:t>{</w:t>
-      </w:r>
-    </w:p>
-    <w:p>
-      <w:pPr>
-        <w:rPr>
-          <w:color w:val="0D0D0D" w:themeColor="text1" w:themeTint="F2"/>
-        </w:rPr>
-      </w:pPr>
-      <w:r>
-        <w:rPr>
-          <w:color w:val="0D0D0D" w:themeColor="text1" w:themeTint="F2"/>
-        </w:rPr>
-        <w:t>int plate[100]={0}; // the capacity of parking is 100</w:t>
-      </w:r>
-    </w:p>
-    <w:p>
-      <w:pPr>
-        <w:rPr>
-          <w:color w:val="0D0D0D" w:themeColor="text1" w:themeTint="F2"/>
-        </w:rPr>
-      </w:pPr>
-    </w:p>
-    <w:p>
-      <w:pPr>
-        <w:rPr>
-          <w:color w:val="0D0D0D" w:themeColor="text1" w:themeTint="F2"/>
-        </w:rPr>
-      </w:pPr>
-      <w:r>
-        <w:rPr>
-          <w:color w:val="0D0D0D" w:themeColor="text1" w:themeTint="F2"/>
-        </w:rPr>
-        <w:t>int n=0;//number plate to find</w:t>
-      </w:r>
-    </w:p>
-    <w:p>
-      <w:pPr>
-        <w:rPr>
-          <w:color w:val="0D0D0D" w:themeColor="text1" w:themeTint="F2"/>
-        </w:rPr>
-      </w:pPr>
-      <w:r>
-        <w:rPr>
-          <w:color w:val="0D0D0D" w:themeColor="text1" w:themeTint="F2"/>
-        </w:rPr>
-        <w:t>int j=0;//temporary stores how many cars</w:t>
-      </w:r>
-    </w:p>
-    <w:p>
-      <w:pPr>
-        <w:rPr>
-          <w:color w:val="0D0D0D" w:themeColor="text1" w:themeTint="F2"/>
-        </w:rPr>
-      </w:pPr>
-      <w:r>
-        <w:rPr>
-          <w:color w:val="0D0D0D" w:themeColor="text1" w:themeTint="F2"/>
-        </w:rPr>
-        <w:t>cout&lt;&lt;"Enter the car number plates and press 0 for exit : ";</w:t>
-      </w:r>
-    </w:p>
-    <w:p>
-      <w:pPr>
-        <w:rPr>
-          <w:color w:val="0D0D0D" w:themeColor="text1" w:themeTint="F2"/>
-        </w:rPr>
-      </w:pPr>
-      <w:r>
-        <w:rPr>
-          <w:color w:val="0D0D0D" w:themeColor="text1" w:themeTint="F2"/>
-        </w:rPr>
-        <w:t>for(int i=0;i&lt;100;i++)</w:t>
-      </w:r>
-    </w:p>
-    <w:p>
-      <w:pPr>
-        <w:rPr>
-          <w:color w:val="0D0D0D" w:themeColor="text1" w:themeTint="F2"/>
-        </w:rPr>
-      </w:pPr>
-      <w:r>
-        <w:rPr>
-          <w:color w:val="0D0D0D" w:themeColor="text1" w:themeTint="F2"/>
-        </w:rPr>
-        <w:t>{</w:t>
-      </w:r>
-    </w:p>
-    <w:p>
-      <w:pPr>
-        <w:rPr>
-          <w:color w:val="0D0D0D" w:themeColor="text1" w:themeTint="F2"/>
-        </w:rPr>
-      </w:pPr>
-      <w:r>
-        <w:rPr>
-          <w:color w:val="0D0D0D" w:themeColor="text1" w:themeTint="F2"/>
-        </w:rPr>
-        <w:t xml:space="preserve">    cin&gt;&gt;plate[i];</w:t>
-      </w:r>
-    </w:p>
-    <w:p>
-      <w:pPr>
-        <w:rPr>
-          <w:color w:val="0D0D0D" w:themeColor="text1" w:themeTint="F2"/>
-        </w:rPr>
-      </w:pPr>
-      <w:r>
-        <w:rPr>
-          <w:color w:val="0D0D0D" w:themeColor="text1" w:themeTint="F2"/>
-        </w:rPr>
-        <w:t xml:space="preserve">    if(plate[i]==0)</w:t>
-      </w:r>
-    </w:p>
-    <w:p>
-      <w:pPr>
-        <w:rPr>
-          <w:color w:val="0D0D0D" w:themeColor="text1" w:themeTint="F2"/>
-        </w:rPr>
-      </w:pPr>
-      <w:r>
-        <w:rPr>
-          <w:color w:val="0D0D0D" w:themeColor="text1" w:themeTint="F2"/>
-        </w:rPr>
-        <w:t xml:space="preserve">    {</w:t>
-      </w:r>
-    </w:p>
-    <w:p>
-      <w:pPr>
-        <w:rPr>
-          <w:color w:val="0D0D0D" w:themeColor="text1" w:themeTint="F2"/>
-        </w:rPr>
-      </w:pPr>
-      <w:r>
-        <w:rPr>
-          <w:color w:val="0D0D0D" w:themeColor="text1" w:themeTint="F2"/>
-        </w:rPr>
-        <w:t xml:space="preserve">        j=i;</w:t>
-      </w:r>
-    </w:p>
-    <w:p>
-      <w:pPr>
-        <w:rPr>
-          <w:color w:val="0D0D0D" w:themeColor="text1" w:themeTint="F2"/>
-        </w:rPr>
-      </w:pPr>
-      <w:r>
-        <w:rPr>
-          <w:color w:val="0D0D0D" w:themeColor="text1" w:themeTint="F2"/>
-        </w:rPr>
-        <w:t xml:space="preserve">        break;</w:t>
-      </w:r>
-    </w:p>
-    <w:p>
-      <w:pPr>
-        <w:rPr>
-          <w:color w:val="0D0D0D" w:themeColor="text1" w:themeTint="F2"/>
-        </w:rPr>
-      </w:pPr>
-      <w:r>
-        <w:rPr>
-          <w:color w:val="0D0D0D" w:themeColor="text1" w:themeTint="F2"/>
-        </w:rPr>
-        <w:t xml:space="preserve">    }</w:t>
-      </w:r>
-    </w:p>
-    <w:p>
-      <w:pPr>
-        <w:rPr>
-          <w:color w:val="0D0D0D" w:themeColor="text1" w:themeTint="F2"/>
-        </w:rPr>
-      </w:pPr>
-      <w:r>
-        <w:rPr>
-          <w:color w:val="0D0D0D" w:themeColor="text1" w:themeTint="F2"/>
-        </w:rPr>
-        <w:t>}</w:t>
-      </w:r>
-    </w:p>
-    <w:p>
-      <w:pPr>
-        <w:rPr>
-          <w:color w:val="0D0D0D" w:themeColor="text1" w:themeTint="F2"/>
-        </w:rPr>
-      </w:pPr>
-      <w:r>
-        <w:rPr>
-          <w:color w:val="0D0D0D" w:themeColor="text1" w:themeTint="F2"/>
-        </w:rPr>
-        <w:t>cout&lt;&lt;"Enter the plate number of the car to find: ";</w:t>
-      </w:r>
-    </w:p>
-    <w:p>
-      <w:pPr>
-        <w:rPr>
-          <w:color w:val="0D0D0D" w:themeColor="text1" w:themeTint="F2"/>
-        </w:rPr>
-      </w:pPr>
-      <w:r>
-        <w:rPr>
-          <w:color w:val="0D0D0D" w:themeColor="text1" w:themeTint="F2"/>
-        </w:rPr>
-        <w:t>cin&gt;&gt;n;</w:t>
-      </w:r>
-    </w:p>
-    <w:p>
-      <w:pPr>
-        <w:rPr>
-          <w:color w:val="0D0D0D" w:themeColor="text1" w:themeTint="F2"/>
-        </w:rPr>
-      </w:pPr>
-      <w:r>
-        <w:rPr>
-          <w:color w:val="0D0D0D" w:themeColor="text1" w:themeTint="F2"/>
-        </w:rPr>
-        <w:t xml:space="preserve">    for(int i=0;i&lt;j;i++)</w:t>
-      </w:r>
-    </w:p>
-    <w:p>
-      <w:pPr>
-        <w:rPr>
-          <w:color w:val="0D0D0D" w:themeColor="text1" w:themeTint="F2"/>
-        </w:rPr>
-      </w:pPr>
-      <w:r>
-        <w:rPr>
-          <w:color w:val="0D0D0D" w:themeColor="text1" w:themeTint="F2"/>
-        </w:rPr>
-        <w:t xml:space="preserve">    {</w:t>
-      </w:r>
-    </w:p>
-    <w:p>
-      <w:pPr>
-        <w:rPr>
-          <w:color w:val="0D0D0D" w:themeColor="text1" w:themeTint="F2"/>
-        </w:rPr>
-      </w:pPr>
-      <w:r>
-        <w:rPr>
-          <w:color w:val="0D0D0D" w:themeColor="text1" w:themeTint="F2"/>
-        </w:rPr>
-        <w:t xml:space="preserve">        if(plate[i]==n)</w:t>
-      </w:r>
-    </w:p>
-    <w:p>
-      <w:pPr>
-        <w:rPr>
-          <w:color w:val="0D0D0D" w:themeColor="text1" w:themeTint="F2"/>
-        </w:rPr>
-      </w:pPr>
-      <w:r>
-        <w:rPr>
-          <w:color w:val="0D0D0D" w:themeColor="text1" w:themeTint="F2"/>
-        </w:rPr>
-        <w:t xml:space="preserve">        {</w:t>
-      </w:r>
-    </w:p>
-    <w:p>
-      <w:pPr>
-        <w:rPr>
-          <w:color w:val="0D0D0D" w:themeColor="text1" w:themeTint="F2"/>
-        </w:rPr>
-      </w:pPr>
-      <w:r>
-        <w:rPr>
-          <w:color w:val="0D0D0D" w:themeColor="text1" w:themeTint="F2"/>
-        </w:rPr>
-        <w:t xml:space="preserve">            cout&lt;&lt;"The car with plate number "&lt;&lt;n&lt;&lt;"was at "&lt;&lt;i+1&lt;&lt;"th position"&lt;&lt;endl;</w:t>
-      </w:r>
-    </w:p>
-    <w:p>
-      <w:pPr>
-        <w:rPr>
-          <w:color w:val="0D0D0D" w:themeColor="text1" w:themeTint="F2"/>
-        </w:rPr>
-      </w:pPr>
-      <w:r>
-        <w:rPr>
-          <w:color w:val="0D0D0D" w:themeColor="text1" w:themeTint="F2"/>
-        </w:rPr>
-        <w:t xml:space="preserve">        }</w:t>
-      </w:r>
-    </w:p>
-    <w:p>
-      <w:pPr>
-        <w:rPr>
-          <w:color w:val="0D0D0D" w:themeColor="text1" w:themeTint="F2"/>
-        </w:rPr>
-      </w:pPr>
-      <w:r>
-        <w:rPr>
-          <w:color w:val="0D0D0D" w:themeColor="text1" w:themeTint="F2"/>
-        </w:rPr>
-        <w:lastRenderedPageBreak/>
-        <w:t xml:space="preserve">    }</w:t>
-      </w:r>
-    </w:p>
-    <w:p>
-      <w:pPr>
-        <w:rPr>
-          <w:color w:val="0D0D0D" w:themeColor="text1" w:themeTint="F2"/>
-        </w:rPr>
-      </w:pPr>
-      <w:r>
-        <w:rPr>
-          <w:color w:val="0D0D0D" w:themeColor="text1" w:themeTint="F2"/>
-        </w:rPr>
-        <w:t xml:space="preserve">    return 0;</w:t>
-      </w:r>
-    </w:p>
-    <w:p>
-      <w:pPr>
-        <w:rPr>
-          <w:color w:val="0D0D0D" w:themeColor="text1" w:themeTint="F2"/>
-        </w:rPr>
-      </w:pPr>
-      <w:r>
-        <w:rPr>
-          <w:color w:val="0D0D0D" w:themeColor="text1" w:themeTint="F2"/>
-        </w:rPr>
-        <w:t>}</w:t>
-      </w:r>
-    </w:p>
-    <w:p>
-      <w:pPr>
-        <w:rPr>
-          <w:color w:val="0D0D0D" w:themeColor="text1" w:themeTint="F2"/>
-        </w:rPr>
-      </w:pPr>
-    </w:p>
-    <w:p>
-      <w:pPr>
-        <w:rPr>
-          <w:b/>
-          <w:bCs/>
-          <w:color w:val="0D0D0D" w:themeColor="text1" w:themeTint="F2"/>
-        </w:rPr>
-      </w:pPr>
+      <w:hyperlink r:id="rId11" w:history="1">
+        <w:r>
+          <w:rPr>
+            <w:rStyle w:val="Hyperlink"/>
+          </w:rPr>
+          <w:t>https://github.com/kanan2007s-sys/FDSA_B/tree/main/Practical2</w:t>
+        </w:r>
+      </w:hyperlink>
+    </w:p>
+    <w:p>
+      <w:pPr>
+        <w:rPr>
+          <w:color w:val="0D0D0D" w:themeColor="text1" w:themeTint="F2"/>
+        </w:rPr>
+      </w:pPr>
+    </w:p>
+    <w:p>
+      <w:pPr>
+        <w:rPr>
+          <w:b/>
+          <w:bCs/>
+          <w:color w:val="0D0D0D" w:themeColor="text1" w:themeTint="F2"/>
+        </w:rPr>
+      </w:pPr>
+      <w:proofErr w:type="gramStart"/>
       <w:r>
         <w:rPr>
           <w:b/>
@@ -1169,6 +1103,7 @@
         </w:rPr>
         <w:t>Screenshot :</w:t>
       </w:r>
+      <w:proofErr w:type="gramEnd"/>
     </w:p>
     <w:p>
       <w:pPr>
@@ -1183,6 +1118,7 @@
         <w:rPr>
           <w:b/>
           <w:bCs/>
+          <w:noProof/>
           <w:color w:val="0D0D0D" w:themeColor="text1" w:themeTint="F2"/>
         </w:rPr>
         <w:drawing>
@@ -1201,7 +1137,7 @@
                     <pic:cNvPicPr/>
                   </pic:nvPicPr>
                   <pic:blipFill>
-                    <a:blip r:embed="rId7"/>
+                    <a:blip r:embed="rId12"/>
                     <a:stretch>
                       <a:fillRect/>
                     </a:stretch>
@@ -1237,15 +1173,13 @@
           <w:b/>
           <w:bCs/>
           <w:color w:val="0D0D0D" w:themeColor="text1" w:themeTint="F2"/>
-          <w:u w:val="single"/>
-        </w:rPr>
-      </w:pPr>
-      <w:r>
-        <w:rPr>
-          <w:b/>
-          <w:bCs/>
-          <w:color w:val="0D0D0D" w:themeColor="text1" w:themeTint="F2"/>
-          <w:u w:val="single"/>
+        </w:rPr>
+      </w:pPr>
+      <w:r>
+        <w:rPr>
+          <w:b/>
+          <w:bCs/>
+          <w:color w:val="0D0D0D" w:themeColor="text1" w:themeTint="F2"/>
         </w:rPr>
         <w:t>Description:</w:t>
       </w:r>
@@ -1275,604 +1209,448 @@
     </w:p>
     <w:p>
       <w:pPr>
+        <w:rPr>
+          <w:b/>
+          <w:bCs/>
+          <w:color w:val="0D0D0D" w:themeColor="text1" w:themeTint="F2"/>
+        </w:rPr>
+      </w:pPr>
+      <w:r>
+        <w:rPr>
+          <w:b/>
+          <w:bCs/>
+          <w:color w:val="0D0D0D" w:themeColor="text1" w:themeTint="F2"/>
+        </w:rPr>
+        <w:t>Difficulties/challenges:</w:t>
+      </w:r>
+    </w:p>
+    <w:p>
+      <w:pPr>
+        <w:rPr>
+          <w:color w:val="0D0D0D" w:themeColor="text1" w:themeTint="F2"/>
+        </w:rPr>
+      </w:pPr>
+      <w:r>
+        <w:rPr>
+          <w:color w:val="0D0D0D" w:themeColor="text1" w:themeTint="F2"/>
+        </w:rPr>
+        <w:t xml:space="preserve">I didn’t </w:t>
+      </w:r>
+      <w:proofErr w:type="gramStart"/>
+      <w:r>
+        <w:rPr>
+          <w:color w:val="0D0D0D" w:themeColor="text1" w:themeTint="F2"/>
+        </w:rPr>
+        <w:t>faced</w:t>
+      </w:r>
+      <w:proofErr w:type="gramEnd"/>
+      <w:r>
+        <w:rPr>
+          <w:color w:val="0D0D0D" w:themeColor="text1" w:themeTint="F2"/>
+        </w:rPr>
+        <w:t xml:space="preserve"> any challenge in implementation of Linear Search in this practical.</w:t>
+      </w:r>
+    </w:p>
+    <w:p>
+      <w:pPr>
+        <w:rPr>
+          <w:b/>
+          <w:bCs/>
+          <w:color w:val="0D0D0D" w:themeColor="text1" w:themeTint="F2"/>
+        </w:rPr>
+      </w:pPr>
+    </w:p>
+    <w:p>
+      <w:pPr>
+        <w:rPr>
+          <w:b/>
+          <w:bCs/>
+          <w:color w:val="0D0D0D" w:themeColor="text1" w:themeTint="F2"/>
+        </w:rPr>
+      </w:pPr>
+      <w:proofErr w:type="spellStart"/>
+      <w:r>
+        <w:rPr>
+          <w:b/>
+          <w:bCs/>
+          <w:color w:val="0D0D0D" w:themeColor="text1" w:themeTint="F2"/>
+        </w:rPr>
+        <w:t>Github</w:t>
+      </w:r>
+      <w:proofErr w:type="spellEnd"/>
+      <w:r>
+        <w:rPr>
+          <w:b/>
+          <w:bCs/>
+          <w:color w:val="0D0D0D" w:themeColor="text1" w:themeTint="F2"/>
+        </w:rPr>
+        <w:t xml:space="preserve"> Repository Link:</w:t>
+      </w:r>
+    </w:p>
+    <w:p>
+      <w:pPr>
+        <w:rPr>
+          <w:color w:val="0D0D0D" w:themeColor="text1" w:themeTint="F2"/>
+        </w:rPr>
+      </w:pPr>
+      <w:hyperlink r:id="rId13" w:history="1">
+        <w:r>
+          <w:rPr>
+            <w:rStyle w:val="Hyperlink"/>
+          </w:rPr>
+          <w:t>https://github.com/kanan2007s-sys/FDSA_B/tree/main</w:t>
+        </w:r>
+      </w:hyperlink>
+    </w:p>
+    <w:p>
+      <w:pPr>
+        <w:rPr>
+          <w:color w:val="0D0D0D" w:themeColor="text1" w:themeTint="F2"/>
+        </w:rPr>
+      </w:pPr>
+    </w:p>
+    <w:p>
+      <w:pPr>
+        <w:rPr>
+          <w:b/>
+          <w:bCs/>
+          <w:color w:val="0D0D0D" w:themeColor="text1" w:themeTint="F2"/>
+        </w:rPr>
+      </w:pPr>
+      <w:r>
+        <w:rPr>
+          <w:b/>
+          <w:bCs/>
+          <w:color w:val="0D0D0D" w:themeColor="text1" w:themeTint="F2"/>
+        </w:rPr>
+        <w:t>Conclusion:</w:t>
+      </w:r>
+    </w:p>
+    <w:p>
+      <w:pPr>
+        <w:rPr>
+          <w:color w:val="0D0D0D" w:themeColor="text1" w:themeTint="F2"/>
+        </w:rPr>
+      </w:pPr>
+      <w:r>
+        <w:rPr>
+          <w:color w:val="0D0D0D" w:themeColor="text1" w:themeTint="F2"/>
+        </w:rPr>
+        <w:t xml:space="preserve">Linear search is simple and works on both sorted and unsorted lists. Both iterative and recursive versions can find the first occurrence of the target. However, for a large list, it may require checking many elements, giving a worst-case time complexity of </w:t>
+      </w:r>
+      <w:r>
+        <w:rPr>
+          <w:b/>
+          <w:bCs/>
+          <w:color w:val="0D0D0D" w:themeColor="text1" w:themeTint="F2"/>
+        </w:rPr>
+        <w:t>O(n)</w:t>
+      </w:r>
+      <w:r>
+        <w:rPr>
+          <w:color w:val="0D0D0D" w:themeColor="text1" w:themeTint="F2"/>
+        </w:rPr>
+        <w:t>.</w:t>
+      </w:r>
+    </w:p>
+    <w:p>
+      <w:pPr>
+        <w:rPr>
+          <w:color w:val="0D0D0D" w:themeColor="text1" w:themeTint="F2"/>
+        </w:rPr>
+      </w:pPr>
+    </w:p>
+    <w:p>
+      <w:pPr>
+        <w:rPr>
+          <w:color w:val="0D0D0D" w:themeColor="text1" w:themeTint="F2"/>
+        </w:rPr>
+      </w:pPr>
+    </w:p>
+    <w:p>
+      <w:r>
+        <w:t>Problem 2</w:t>
+      </w:r>
+    </w:p>
+    <w:p>
+      <w:pPr>
+        <w:rPr>
+          <w:color w:val="BF4E14" w:themeColor="accent2" w:themeShade="BF"/>
+        </w:rPr>
+      </w:pPr>
+      <w:r>
+        <w:rPr>
+          <w:color w:val="BF4E14" w:themeColor="accent2" w:themeShade="BF"/>
+        </w:rPr>
+        <w:t xml:space="preserve">A librarian maintains a sorted </w:t>
+      </w:r>
+      <w:proofErr w:type="spellStart"/>
+      <w:r>
+        <w:rPr>
+          <w:color w:val="BF4E14" w:themeColor="accent2" w:themeShade="BF"/>
+        </w:rPr>
+        <w:t>catalog</w:t>
+      </w:r>
+      <w:proofErr w:type="spellEnd"/>
+      <w:r>
+        <w:rPr>
+          <w:color w:val="BF4E14" w:themeColor="accent2" w:themeShade="BF"/>
+        </w:rPr>
+        <w:t xml:space="preserve"> of book codes and needs to locate a specific code quickly.</w:t>
+      </w:r>
+    </w:p>
+    <w:p>
+      <w:pPr>
+        <w:rPr>
+          <w:color w:val="BF4E14" w:themeColor="accent2" w:themeShade="BF"/>
+        </w:rPr>
+      </w:pPr>
+      <w:r>
+        <w:rPr>
+          <w:color w:val="BF4E14" w:themeColor="accent2" w:themeShade="BF"/>
+        </w:rPr>
+        <w:lastRenderedPageBreak/>
+        <w:t xml:space="preserve">Instead of going through every book, she opens the </w:t>
+      </w:r>
+      <w:proofErr w:type="spellStart"/>
+      <w:r>
+        <w:rPr>
+          <w:color w:val="BF4E14" w:themeColor="accent2" w:themeShade="BF"/>
+        </w:rPr>
+        <w:t>catalog</w:t>
+      </w:r>
+      <w:proofErr w:type="spellEnd"/>
+      <w:r>
+        <w:rPr>
+          <w:color w:val="BF4E14" w:themeColor="accent2" w:themeShade="BF"/>
+        </w:rPr>
+        <w:t xml:space="preserve"> to the middle, checks whether the</w:t>
+      </w:r>
+    </w:p>
+    <w:p>
+      <w:pPr>
+        <w:rPr>
+          <w:color w:val="BF4E14" w:themeColor="accent2" w:themeShade="BF"/>
+        </w:rPr>
+      </w:pPr>
+      <w:r>
+        <w:rPr>
+          <w:color w:val="BF4E14" w:themeColor="accent2" w:themeShade="BF"/>
+        </w:rPr>
+        <w:t>target is to the left or right, and repeats. Given a sorted list of book codes and a target code,</w:t>
+      </w:r>
+    </w:p>
+    <w:p>
+      <w:pPr>
+        <w:rPr>
+          <w:color w:val="BF4E14" w:themeColor="accent2" w:themeShade="BF"/>
+        </w:rPr>
+      </w:pPr>
+      <w:r>
+        <w:rPr>
+          <w:color w:val="BF4E14" w:themeColor="accent2" w:themeShade="BF"/>
+        </w:rPr>
+        <w:t>implement both approaches — one using a loop and one where the function calls itself — and</w:t>
+      </w:r>
+    </w:p>
+    <w:p>
+      <w:pPr>
+        <w:rPr>
+          <w:color w:val="BF4E14" w:themeColor="accent2" w:themeShade="BF"/>
+        </w:rPr>
+      </w:pPr>
+      <w:r>
+        <w:rPr>
+          <w:color w:val="BF4E14" w:themeColor="accent2" w:themeShade="BF"/>
+        </w:rPr>
+        <w:t>report the position of the target code.</w:t>
+      </w:r>
+    </w:p>
+    <w:p>
+      <w:pPr>
+        <w:rPr>
+          <w:color w:val="BF4E14" w:themeColor="accent2" w:themeShade="BF"/>
+        </w:rPr>
+      </w:pPr>
+      <w:r>
+        <w:rPr>
+          <w:color w:val="BF4E14" w:themeColor="accent2" w:themeShade="BF"/>
+        </w:rPr>
+        <w:t>Describe the approach you used. What is the one condition your input must satisfy for this</w:t>
+      </w:r>
+    </w:p>
+    <w:p>
+      <w:pPr>
+        <w:rPr>
+          <w:color w:val="BF4E14" w:themeColor="accent2" w:themeShade="BF"/>
+        </w:rPr>
+      </w:pPr>
+      <w:r>
+        <w:rPr>
+          <w:color w:val="BF4E14" w:themeColor="accent2" w:themeShade="BF"/>
+        </w:rPr>
+        <w:t>approach to work correctly? What would go wrong if that condition was not met?</w:t>
+      </w:r>
+    </w:p>
+    <w:p>
+      <w:pPr>
+        <w:rPr>
+          <w:color w:val="215E99" w:themeColor="text2" w:themeTint="BF"/>
+        </w:rPr>
+      </w:pPr>
+    </w:p>
+    <w:p>
+      <w:pPr>
+        <w:rPr>
+          <w:b/>
+          <w:bCs/>
+          <w:color w:val="0D0D0D" w:themeColor="text1" w:themeTint="F2"/>
+        </w:rPr>
+      </w:pPr>
+      <w:r>
+        <w:rPr>
+          <w:b/>
+          <w:bCs/>
+          <w:color w:val="0D0D0D" w:themeColor="text1" w:themeTint="F2"/>
+        </w:rPr>
+        <w:t>Theory:</w:t>
+      </w:r>
+    </w:p>
+    <w:p>
+      <w:pPr>
+        <w:rPr>
+          <w:b/>
+          <w:bCs/>
+          <w:color w:val="215E99" w:themeColor="text2" w:themeTint="BF"/>
+        </w:rPr>
+      </w:pPr>
+      <w:r>
+        <w:rPr>
+          <w:b/>
+          <w:bCs/>
+          <w:color w:val="215E99" w:themeColor="text2" w:themeTint="BF"/>
+        </w:rPr>
+        <w:t>What is the consequence of applying your solution to a list that is not sorted? Would it always give a wrong answer, or only sometimes? Explain your reasoning without running any example</w:t>
+      </w:r>
+    </w:p>
+    <w:p>
+      <w:pPr>
+        <w:rPr>
+          <w:color w:val="0D0D0D" w:themeColor="text1" w:themeTint="F2"/>
+        </w:rPr>
+      </w:pPr>
+      <w:r>
+        <w:rPr>
+          <w:color w:val="0D0D0D" w:themeColor="text1" w:themeTint="F2"/>
+        </w:rPr>
+        <w:t xml:space="preserve">Applying binary search to an unsorted list does not necessarily produce a wrong answer every time. It may work accidentally for some inputs, but there is </w:t>
+      </w:r>
+      <w:r>
+        <w:rPr>
+          <w:b/>
+          <w:bCs/>
+          <w:color w:val="0D0D0D" w:themeColor="text1" w:themeTint="F2"/>
+        </w:rPr>
+        <w:t>no guarantee of correctness</w:t>
+      </w:r>
+      <w:r>
+        <w:rPr>
+          <w:color w:val="0D0D0D" w:themeColor="text1" w:themeTint="F2"/>
+        </w:rPr>
+        <w:t xml:space="preserve"> because the comparison with the middle element can no longer tell us whether the target lies on the left or right.</w:t>
+      </w:r>
+    </w:p>
+    <w:p>
+      <w:pPr>
+        <w:rPr>
+          <w:color w:val="0D0D0D" w:themeColor="text1" w:themeTint="F2"/>
+        </w:rPr>
+      </w:pPr>
+    </w:p>
+    <w:p>
+      <w:pPr>
+        <w:rPr>
+          <w:b/>
+          <w:bCs/>
+          <w:color w:val="BF4E14" w:themeColor="accent2" w:themeShade="BF"/>
+        </w:rPr>
+      </w:pPr>
+      <w:r>
+        <w:rPr>
+          <w:b/>
+          <w:bCs/>
+          <w:color w:val="BF4E14" w:themeColor="accent2" w:themeShade="BF"/>
+        </w:rPr>
+        <w:t>Code-</w:t>
+      </w:r>
+      <w:r>
+        <w:rPr>
+          <w:b/>
+          <w:bCs/>
+          <w:color w:val="BF4E14" w:themeColor="accent2" w:themeShade="BF"/>
+        </w:rPr>
+        <w:t>Part 1(Binary search):</w:t>
+      </w:r>
+    </w:p>
+    <w:p>
+      <w:pPr>
+        <w:rPr>
+          <w:color w:val="4C94D8" w:themeColor="text2" w:themeTint="80"/>
+        </w:rPr>
+      </w:pPr>
+      <w:hyperlink r:id="rId14" w:history="1">
+        <w:r>
+          <w:rPr>
+            <w:rStyle w:val="Hyperlink"/>
+            <w:color w:val="9ABFCA" w:themeColor="hyperlink" w:themeTint="80"/>
+          </w:rPr>
+          <w:t>https://github.com/kanan2007s-sys/FDSA_B/tree/main/Practical2</w:t>
+        </w:r>
+      </w:hyperlink>
+    </w:p>
+    <w:p>
+      <w:pPr>
+        <w:rPr>
+          <w:color w:val="4C94D8" w:themeColor="text2" w:themeTint="80"/>
+        </w:rPr>
+      </w:pPr>
+    </w:p>
+    <w:p>
+      <w:pPr>
+        <w:rPr>
+          <w:b/>
+          <w:bCs/>
+          <w:color w:val="0D0D0D" w:themeColor="text1" w:themeTint="F2"/>
+        </w:rPr>
+      </w:pPr>
+      <w:proofErr w:type="gramStart"/>
+      <w:r>
+        <w:rPr>
+          <w:b/>
+          <w:bCs/>
+          <w:color w:val="0D0D0D" w:themeColor="text1" w:themeTint="F2"/>
+        </w:rPr>
+        <w:t>Screenshot :</w:t>
+      </w:r>
+      <w:proofErr w:type="gramEnd"/>
+    </w:p>
+    <w:p>
+      <w:pPr>
+        <w:rPr>
+          <w:color w:val="0D0D0D" w:themeColor="text1" w:themeTint="F2"/>
+        </w:rPr>
+      </w:pPr>
+    </w:p>
+    <w:p>
+      <w:pPr>
         <w:jc w:val="center"/>
         <w:rPr>
-          <w:b/>
-          <w:bCs/>
-          <w:color w:val="0D0D0D" w:themeColor="text1" w:themeTint="F2"/>
-        </w:rPr>
-      </w:pPr>
-    </w:p>
-    <w:p>
-      <w:pPr>
-        <w:jc w:val="center"/>
-        <w:rPr>
-          <w:b/>
-          <w:bCs/>
-          <w:color w:val="0D0D0D" w:themeColor="text1" w:themeTint="F2"/>
-        </w:rPr>
-      </w:pPr>
-    </w:p>
-    <w:p>
-      <w:pPr>
-        <w:jc w:val="center"/>
-        <w:rPr>
-          <w:b/>
-          <w:bCs/>
-          <w:color w:val="0D0D0D" w:themeColor="text1" w:themeTint="F2"/>
-        </w:rPr>
-      </w:pPr>
-    </w:p>
-    <w:p>
-      <w:pPr>
-        <w:jc w:val="center"/>
-        <w:rPr>
-          <w:b/>
-          <w:bCs/>
-          <w:color w:val="0D0D0D" w:themeColor="text1" w:themeTint="F2"/>
-        </w:rPr>
-      </w:pPr>
-    </w:p>
-    <w:p>
-      <w:pPr>
-        <w:jc w:val="center"/>
-        <w:rPr>
-          <w:b/>
-          <w:bCs/>
-          <w:color w:val="0D0D0D" w:themeColor="text1" w:themeTint="F2"/>
-        </w:rPr>
-      </w:pPr>
-    </w:p>
-    <w:p>
-      <w:pPr>
-        <w:jc w:val="center"/>
-        <w:rPr>
-          <w:b/>
-          <w:bCs/>
-          <w:color w:val="0D0D0D" w:themeColor="text1" w:themeTint="F2"/>
-        </w:rPr>
-      </w:pPr>
-    </w:p>
-    <w:p>
-      <w:pPr>
-        <w:jc w:val="center"/>
-        <w:rPr>
-          <w:b/>
-          <w:bCs/>
-          <w:color w:val="0D0D0D" w:themeColor="text1" w:themeTint="F2"/>
-        </w:rPr>
-      </w:pPr>
-    </w:p>
-    <w:p>
-      <w:pPr>
-        <w:jc w:val="center"/>
-        <w:rPr>
-          <w:b/>
-          <w:bCs/>
-          <w:color w:val="0D0D0D" w:themeColor="text1" w:themeTint="F2"/>
-        </w:rPr>
-      </w:pPr>
-    </w:p>
-    <w:p>
-      <w:pPr>
-        <w:jc w:val="center"/>
-        <w:rPr>
-          <w:b/>
-          <w:bCs/>
-          <w:color w:val="0D0D0D" w:themeColor="text1" w:themeTint="F2"/>
-        </w:rPr>
-      </w:pPr>
-    </w:p>
-    <w:p>
-      <w:pPr>
-        <w:jc w:val="center"/>
-        <w:rPr>
-          <w:b/>
-          <w:bCs/>
-          <w:color w:val="0D0D0D" w:themeColor="text1" w:themeTint="F2"/>
-        </w:rPr>
-      </w:pPr>
-    </w:p>
-    <w:p>
-      <w:pPr>
-        <w:rPr>
-          <w:color w:val="0D0D0D" w:themeColor="text1" w:themeTint="F2"/>
-        </w:rPr>
-      </w:pPr>
-    </w:p>
-    <w:p>
-      <w:r>
-        <w:lastRenderedPageBreak/>
-        <w:t>Problem 2</w:t>
-      </w:r>
-    </w:p>
-    <w:p>
-      <w:pPr>
-        <w:rPr>
-          <w:color w:val="215E99" w:themeColor="text2" w:themeTint="BF"/>
-        </w:rPr>
-      </w:pPr>
-      <w:r>
-        <w:rPr>
-          <w:color w:val="215E99" w:themeColor="text2" w:themeTint="BF"/>
-        </w:rPr>
-        <w:t>A librarian maintains a sorted catalog of book codes and needs to locate a specific code quickly.</w:t>
-      </w:r>
-    </w:p>
-    <w:p>
-      <w:pPr>
-        <w:rPr>
-          <w:color w:val="215E99" w:themeColor="text2" w:themeTint="BF"/>
-        </w:rPr>
-      </w:pPr>
-      <w:r>
-        <w:rPr>
-          <w:color w:val="215E99" w:themeColor="text2" w:themeTint="BF"/>
-        </w:rPr>
-        <w:t>Instead of going through every book, she opens the catalog to the middle, checks whether the</w:t>
-      </w:r>
-    </w:p>
-    <w:p>
-      <w:pPr>
-        <w:rPr>
-          <w:color w:val="215E99" w:themeColor="text2" w:themeTint="BF"/>
-        </w:rPr>
-      </w:pPr>
-      <w:r>
-        <w:rPr>
-          <w:color w:val="215E99" w:themeColor="text2" w:themeTint="BF"/>
-        </w:rPr>
-        <w:t>target is to the left or right, and repeats. Given a sorted list of book codes and a target code,</w:t>
-      </w:r>
-    </w:p>
-    <w:p>
-      <w:pPr>
-        <w:rPr>
-          <w:color w:val="215E99" w:themeColor="text2" w:themeTint="BF"/>
-        </w:rPr>
-      </w:pPr>
-      <w:r>
-        <w:rPr>
-          <w:color w:val="215E99" w:themeColor="text2" w:themeTint="BF"/>
-        </w:rPr>
-        <w:t>implement both approaches — one using a loop and one where the function calls itself — and</w:t>
-      </w:r>
-    </w:p>
-    <w:p>
-      <w:pPr>
-        <w:rPr>
-          <w:color w:val="215E99" w:themeColor="text2" w:themeTint="BF"/>
-        </w:rPr>
-      </w:pPr>
-      <w:r>
-        <w:rPr>
-          <w:color w:val="215E99" w:themeColor="text2" w:themeTint="BF"/>
-        </w:rPr>
-        <w:t>report the position of the target code.</w:t>
-      </w:r>
-    </w:p>
-    <w:p>
-      <w:pPr>
-        <w:rPr>
-          <w:color w:val="215E99" w:themeColor="text2" w:themeTint="BF"/>
-        </w:rPr>
-      </w:pPr>
-      <w:r>
-        <w:rPr>
-          <w:color w:val="215E99" w:themeColor="text2" w:themeTint="BF"/>
-        </w:rPr>
-        <w:t>Describe the approach you used. What is the one condition your input must satisfy for this</w:t>
-      </w:r>
-    </w:p>
-    <w:p>
-      <w:pPr>
-        <w:rPr>
-          <w:color w:val="215E99" w:themeColor="text2" w:themeTint="BF"/>
-        </w:rPr>
-      </w:pPr>
-      <w:r>
-        <w:rPr>
-          <w:color w:val="215E99" w:themeColor="text2" w:themeTint="BF"/>
-        </w:rPr>
-        <w:t>approach to work correctly? What would go wrong if that condition was not met?</w:t>
-      </w:r>
-    </w:p>
-    <w:p>
-      <w:pPr>
-        <w:rPr>
-          <w:b/>
-          <w:bCs/>
-          <w:color w:val="BF4E14" w:themeColor="accent2" w:themeShade="BF"/>
-        </w:rPr>
-      </w:pPr>
-      <w:r>
-        <w:rPr>
-          <w:b/>
-          <w:bCs/>
-          <w:color w:val="BF4E14" w:themeColor="accent2" w:themeShade="BF"/>
-        </w:rPr>
-        <w:t>Part 1(Binary search):</w:t>
-      </w:r>
-    </w:p>
-    <w:p>
-      <w:pPr>
-        <w:rPr>
-          <w:color w:val="0D0D0D" w:themeColor="text1" w:themeTint="F2"/>
-        </w:rPr>
-      </w:pPr>
-      <w:r>
-        <w:rPr>
-          <w:color w:val="0D0D0D" w:themeColor="text1" w:themeTint="F2"/>
-        </w:rPr>
-        <w:t>#include&lt;iostream&gt;</w:t>
-      </w:r>
-    </w:p>
-    <w:p>
-      <w:pPr>
-        <w:rPr>
-          <w:color w:val="0D0D0D" w:themeColor="text1" w:themeTint="F2"/>
-        </w:rPr>
-      </w:pPr>
-      <w:r>
-        <w:rPr>
-          <w:color w:val="0D0D0D" w:themeColor="text1" w:themeTint="F2"/>
-        </w:rPr>
-        <w:t>using namespace std;</w:t>
-      </w:r>
-    </w:p>
-    <w:p>
-      <w:pPr>
-        <w:rPr>
-          <w:color w:val="0D0D0D" w:themeColor="text1" w:themeTint="F2"/>
-        </w:rPr>
-      </w:pPr>
-    </w:p>
-    <w:p>
-      <w:pPr>
-        <w:rPr>
-          <w:color w:val="0D0D0D" w:themeColor="text1" w:themeTint="F2"/>
-        </w:rPr>
-      </w:pPr>
-      <w:r>
-        <w:rPr>
-          <w:color w:val="0D0D0D" w:themeColor="text1" w:themeTint="F2"/>
-        </w:rPr>
-        <w:t>int main()</w:t>
-      </w:r>
-    </w:p>
-    <w:p>
-      <w:pPr>
-        <w:rPr>
-          <w:color w:val="0D0D0D" w:themeColor="text1" w:themeTint="F2"/>
-        </w:rPr>
-      </w:pPr>
-      <w:r>
-        <w:rPr>
-          <w:color w:val="0D0D0D" w:themeColor="text1" w:themeTint="F2"/>
-        </w:rPr>
-        <w:t>{</w:t>
-      </w:r>
-    </w:p>
-    <w:p>
-      <w:pPr>
-        <w:rPr>
-          <w:color w:val="0D0D0D" w:themeColor="text1" w:themeTint="F2"/>
-        </w:rPr>
-      </w:pPr>
-      <w:r>
-        <w:rPr>
-          <w:color w:val="0D0D0D" w:themeColor="text1" w:themeTint="F2"/>
-        </w:rPr>
-        <w:t>int plate[]={2001,2003,2005,2008,2011,2022,2026};</w:t>
-      </w:r>
-    </w:p>
-    <w:p>
-      <w:pPr>
-        <w:rPr>
-          <w:color w:val="0D0D0D" w:themeColor="text1" w:themeTint="F2"/>
-        </w:rPr>
-      </w:pPr>
-      <w:r>
-        <w:rPr>
-          <w:color w:val="0D0D0D" w:themeColor="text1" w:themeTint="F2"/>
-        </w:rPr>
-        <w:t>int size=7;</w:t>
-      </w:r>
-    </w:p>
-    <w:p>
-      <w:pPr>
-        <w:rPr>
-          <w:color w:val="0D0D0D" w:themeColor="text1" w:themeTint="F2"/>
-        </w:rPr>
-      </w:pPr>
-      <w:r>
-        <w:rPr>
-          <w:color w:val="0D0D0D" w:themeColor="text1" w:themeTint="F2"/>
-        </w:rPr>
-        <w:t>int n;</w:t>
-      </w:r>
-    </w:p>
-    <w:p>
-      <w:pPr>
-        <w:rPr>
-          <w:color w:val="0D0D0D" w:themeColor="text1" w:themeTint="F2"/>
-        </w:rPr>
-      </w:pPr>
-      <w:r>
-        <w:rPr>
-          <w:color w:val="0D0D0D" w:themeColor="text1" w:themeTint="F2"/>
-        </w:rPr>
-        <w:t>cout&lt;&lt;"Enter the book code: ";</w:t>
-      </w:r>
-    </w:p>
-    <w:p>
-      <w:pPr>
-        <w:rPr>
-          <w:color w:val="0D0D0D" w:themeColor="text1" w:themeTint="F2"/>
-        </w:rPr>
-      </w:pPr>
-      <w:r>
-        <w:rPr>
-          <w:color w:val="0D0D0D" w:themeColor="text1" w:themeTint="F2"/>
-        </w:rPr>
-        <w:t>cin&gt;&gt;n;</w:t>
-      </w:r>
-    </w:p>
-    <w:p>
-      <w:pPr>
-        <w:rPr>
-          <w:color w:val="0D0D0D" w:themeColor="text1" w:themeTint="F2"/>
-        </w:rPr>
-      </w:pPr>
-      <w:r>
-        <w:rPr>
-          <w:color w:val="0D0D0D" w:themeColor="text1" w:themeTint="F2"/>
-        </w:rPr>
-        <w:t>int low=0,high=size-1;</w:t>
-      </w:r>
-    </w:p>
-    <w:p>
-      <w:pPr>
-        <w:rPr>
-          <w:color w:val="0D0D0D" w:themeColor="text1" w:themeTint="F2"/>
-        </w:rPr>
-      </w:pPr>
-      <w:r>
-        <w:rPr>
-          <w:color w:val="0D0D0D" w:themeColor="text1" w:themeTint="F2"/>
-        </w:rPr>
-        <w:t>while(low&lt;=high)</w:t>
-      </w:r>
-    </w:p>
-    <w:p>
-      <w:pPr>
-        <w:rPr>
-          <w:color w:val="0D0D0D" w:themeColor="text1" w:themeTint="F2"/>
-        </w:rPr>
-      </w:pPr>
-      <w:r>
-        <w:rPr>
-          <w:color w:val="0D0D0D" w:themeColor="text1" w:themeTint="F2"/>
-        </w:rPr>
-        <w:t>{</w:t>
-      </w:r>
-    </w:p>
-    <w:p>
-      <w:pPr>
-        <w:rPr>
-          <w:color w:val="0D0D0D" w:themeColor="text1" w:themeTint="F2"/>
-        </w:rPr>
-      </w:pPr>
-      <w:r>
-        <w:rPr>
-          <w:color w:val="0D0D0D" w:themeColor="text1" w:themeTint="F2"/>
-        </w:rPr>
-        <w:t>int mid=(low+high)/2;</w:t>
-      </w:r>
-    </w:p>
-    <w:p>
-      <w:pPr>
-        <w:rPr>
-          <w:color w:val="0D0D0D" w:themeColor="text1" w:themeTint="F2"/>
-        </w:rPr>
-      </w:pPr>
-      <w:r>
-        <w:rPr>
-          <w:color w:val="0D0D0D" w:themeColor="text1" w:themeTint="F2"/>
-        </w:rPr>
-        <w:t>if(plate[mid]==n)</w:t>
-      </w:r>
-    </w:p>
-    <w:p>
-      <w:pPr>
-        <w:rPr>
-          <w:color w:val="0D0D0D" w:themeColor="text1" w:themeTint="F2"/>
-        </w:rPr>
-      </w:pPr>
-      <w:r>
-        <w:rPr>
-          <w:color w:val="0D0D0D" w:themeColor="text1" w:themeTint="F2"/>
-        </w:rPr>
-        <w:t>{</w:t>
-      </w:r>
-    </w:p>
-    <w:p>
-      <w:pPr>
-        <w:rPr>
-          <w:color w:val="0D0D0D" w:themeColor="text1" w:themeTint="F2"/>
-        </w:rPr>
-      </w:pPr>
-      <w:r>
-        <w:rPr>
-          <w:color w:val="0D0D0D" w:themeColor="text1" w:themeTint="F2"/>
-        </w:rPr>
-        <w:t>cout&lt;&lt;"Book code found at position "&lt;&lt;mid+1;</w:t>
-      </w:r>
-    </w:p>
-    <w:p>
-      <w:pPr>
-        <w:rPr>
-          <w:color w:val="0D0D0D" w:themeColor="text1" w:themeTint="F2"/>
-        </w:rPr>
-      </w:pPr>
-      <w:r>
-        <w:rPr>
-          <w:color w:val="0D0D0D" w:themeColor="text1" w:themeTint="F2"/>
-        </w:rPr>
-        <w:t>return 0;</w:t>
-      </w:r>
-    </w:p>
-    <w:p>
-      <w:pPr>
-        <w:rPr>
-          <w:color w:val="0D0D0D" w:themeColor="text1" w:themeTint="F2"/>
-        </w:rPr>
-      </w:pPr>
-      <w:r>
-        <w:rPr>
-          <w:color w:val="0D0D0D" w:themeColor="text1" w:themeTint="F2"/>
-        </w:rPr>
-        <w:t>}</w:t>
-      </w:r>
-    </w:p>
-    <w:p>
-      <w:pPr>
-        <w:rPr>
-          <w:color w:val="0D0D0D" w:themeColor="text1" w:themeTint="F2"/>
-        </w:rPr>
-      </w:pPr>
-      <w:r>
-        <w:rPr>
-          <w:color w:val="0D0D0D" w:themeColor="text1" w:themeTint="F2"/>
-        </w:rPr>
-        <w:lastRenderedPageBreak/>
-        <w:t>if(n&lt;plate[mid])</w:t>
-      </w:r>
-    </w:p>
-    <w:p>
-      <w:pPr>
-        <w:rPr>
-          <w:color w:val="0D0D0D" w:themeColor="text1" w:themeTint="F2"/>
-        </w:rPr>
-      </w:pPr>
-      <w:r>
-        <w:rPr>
-          <w:color w:val="0D0D0D" w:themeColor="text1" w:themeTint="F2"/>
-        </w:rPr>
-        <w:t>high=mid-1;</w:t>
-      </w:r>
-    </w:p>
-    <w:p>
-      <w:pPr>
-        <w:rPr>
-          <w:color w:val="0D0D0D" w:themeColor="text1" w:themeTint="F2"/>
-        </w:rPr>
-      </w:pPr>
-      <w:r>
-        <w:rPr>
-          <w:color w:val="0D0D0D" w:themeColor="text1" w:themeTint="F2"/>
-        </w:rPr>
-        <w:t>else</w:t>
-      </w:r>
-    </w:p>
-    <w:p>
-      <w:pPr>
-        <w:rPr>
-          <w:color w:val="0D0D0D" w:themeColor="text1" w:themeTint="F2"/>
-        </w:rPr>
-      </w:pPr>
-      <w:r>
-        <w:rPr>
-          <w:color w:val="0D0D0D" w:themeColor="text1" w:themeTint="F2"/>
-        </w:rPr>
-        <w:t>low=mid+1;</w:t>
-      </w:r>
-    </w:p>
-    <w:p>
-      <w:pPr>
-        <w:rPr>
-          <w:color w:val="0D0D0D" w:themeColor="text1" w:themeTint="F2"/>
-        </w:rPr>
-      </w:pPr>
-      <w:r>
-        <w:rPr>
-          <w:color w:val="0D0D0D" w:themeColor="text1" w:themeTint="F2"/>
-        </w:rPr>
-        <w:t>}</w:t>
-      </w:r>
-    </w:p>
-    <w:p>
-      <w:pPr>
-        <w:rPr>
-          <w:color w:val="0D0D0D" w:themeColor="text1" w:themeTint="F2"/>
-        </w:rPr>
-      </w:pPr>
-      <w:r>
-        <w:rPr>
-          <w:color w:val="0D0D0D" w:themeColor="text1" w:themeTint="F2"/>
-        </w:rPr>
-        <w:t>cout&lt;&lt;"Book code not found.";</w:t>
-      </w:r>
-    </w:p>
-    <w:p>
-      <w:pPr>
-        <w:rPr>
-          <w:color w:val="0D0D0D" w:themeColor="text1" w:themeTint="F2"/>
-        </w:rPr>
-      </w:pPr>
-      <w:r>
-        <w:rPr>
-          <w:color w:val="0D0D0D" w:themeColor="text1" w:themeTint="F2"/>
-        </w:rPr>
-        <w:t>return 0;</w:t>
-      </w:r>
-    </w:p>
-    <w:p>
-      <w:pPr>
-        <w:rPr>
-          <w:color w:val="0D0D0D" w:themeColor="text1" w:themeTint="F2"/>
-        </w:rPr>
-      </w:pPr>
-      <w:r>
-        <w:rPr>
-          <w:color w:val="0D0D0D" w:themeColor="text1" w:themeTint="F2"/>
-        </w:rPr>
-        <w:t>}</w:t>
-      </w:r>
-    </w:p>
-    <w:p>
-      <w:pPr>
-        <w:rPr>
-          <w:b/>
-          <w:bCs/>
-          <w:color w:val="0D0D0D" w:themeColor="text1" w:themeTint="F2"/>
-        </w:rPr>
-      </w:pPr>
-      <w:r>
-        <w:rPr>
-          <w:b/>
-          <w:bCs/>
-          <w:color w:val="0D0D0D" w:themeColor="text1" w:themeTint="F2"/>
-        </w:rPr>
-        <w:t>Screenshot :</w:t>
-      </w:r>
-    </w:p>
-    <w:p>
-      <w:pPr>
-        <w:rPr>
-          <w:color w:val="0D0D0D" w:themeColor="text1" w:themeTint="F2"/>
-        </w:rPr>
-      </w:pPr>
-    </w:p>
-    <w:p>
-      <w:pPr>
-        <w:jc w:val="center"/>
-        <w:rPr>
-          <w:color w:val="0D0D0D" w:themeColor="text1" w:themeTint="F2"/>
-        </w:rPr>
-      </w:pPr>
-      <w:r>
-        <w:rPr>
+          <w:color w:val="0D0D0D" w:themeColor="text1" w:themeTint="F2"/>
+        </w:rPr>
+      </w:pPr>
+      <w:r>
+        <w:rPr>
+          <w:noProof/>
           <w:color w:val="0D0D0D" w:themeColor="text1" w:themeTint="F2"/>
         </w:rPr>
         <w:drawing>
@@ -1891,7 +1669,7 @@
                     <pic:cNvPicPr/>
                   </pic:nvPicPr>
                   <pic:blipFill>
-                    <a:blip r:embed="rId8"/>
+                    <a:blip r:embed="rId15"/>
                     <a:stretch>
                       <a:fillRect/>
                     </a:stretch>
@@ -1952,69 +1730,225 @@
         <w:rPr>
           <w:color w:val="0D0D0D" w:themeColor="text1" w:themeTint="F2"/>
         </w:rPr>
-        <w:t>in library using its code with the help of binary search .</w:t>
-      </w:r>
-    </w:p>
-    <w:p>
-      <w:pPr>
-        <w:rPr>
-          <w:color w:val="0D0D0D" w:themeColor="text1" w:themeTint="F2"/>
-        </w:rPr>
-      </w:pPr>
-    </w:p>
-    <w:p>
-      <w:pPr>
-        <w:rPr>
-          <w:color w:val="0D0D0D" w:themeColor="text1" w:themeTint="F2"/>
-        </w:rPr>
-      </w:pPr>
-    </w:p>
-    <w:p>
-      <w:pPr>
-        <w:rPr>
-          <w:color w:val="0D0D0D" w:themeColor="text1" w:themeTint="F2"/>
-        </w:rPr>
-      </w:pPr>
-    </w:p>
-    <w:p>
-      <w:pPr>
-        <w:rPr>
-          <w:color w:val="0D0D0D" w:themeColor="text1" w:themeTint="F2"/>
-        </w:rPr>
-      </w:pPr>
-    </w:p>
-    <w:p>
-      <w:pPr>
-        <w:rPr>
-          <w:color w:val="0D0D0D" w:themeColor="text1" w:themeTint="F2"/>
-        </w:rPr>
-      </w:pPr>
-    </w:p>
-    <w:p>
-      <w:pPr>
-        <w:rPr>
-          <w:color w:val="0D0D0D" w:themeColor="text1" w:themeTint="F2"/>
-        </w:rPr>
-      </w:pPr>
-    </w:p>
-    <w:p>
-      <w:pPr>
-        <w:rPr>
-          <w:color w:val="0D0D0D" w:themeColor="text1" w:themeTint="F2"/>
-        </w:rPr>
-      </w:pPr>
-    </w:p>
-    <w:p>
-      <w:pPr>
-        <w:rPr>
-          <w:color w:val="0D0D0D" w:themeColor="text1" w:themeTint="F2"/>
-        </w:rPr>
-      </w:pPr>
-    </w:p>
-    <w:p>
-      <w:pPr>
-        <w:rPr>
-          <w:color w:val="0D0D0D" w:themeColor="text1" w:themeTint="F2"/>
+        <w:t xml:space="preserve">in library using its code with the help of binary </w:t>
+      </w:r>
+      <w:proofErr w:type="gramStart"/>
+      <w:r>
+        <w:rPr>
+          <w:color w:val="0D0D0D" w:themeColor="text1" w:themeTint="F2"/>
+        </w:rPr>
+        <w:t>search .</w:t>
+      </w:r>
+      <w:proofErr w:type="gramEnd"/>
+    </w:p>
+    <w:p>
+      <w:pPr>
+        <w:rPr>
+          <w:color w:val="0D0D0D" w:themeColor="text1" w:themeTint="F2"/>
+        </w:rPr>
+      </w:pPr>
+    </w:p>
+    <w:p>
+      <w:pPr>
+        <w:rPr>
+          <w:color w:val="0D0D0D" w:themeColor="text1" w:themeTint="F2"/>
+        </w:rPr>
+      </w:pPr>
+    </w:p>
+    <w:p>
+      <w:pPr>
+        <w:rPr>
+          <w:b/>
+          <w:bCs/>
+          <w:color w:val="0D0D0D" w:themeColor="text1" w:themeTint="F2"/>
+        </w:rPr>
+      </w:pPr>
+      <w:r>
+        <w:rPr>
+          <w:b/>
+          <w:bCs/>
+          <w:color w:val="0D0D0D" w:themeColor="text1" w:themeTint="F2"/>
+        </w:rPr>
+        <w:t>Difficulties:</w:t>
+      </w:r>
+    </w:p>
+    <w:p>
+      <w:pPr>
+        <w:rPr>
+          <w:color w:val="F1A983" w:themeColor="accent2" w:themeTint="99"/>
+        </w:rPr>
+      </w:pPr>
+      <w:r>
+        <w:rPr>
+          <w:color w:val="0D0D0D" w:themeColor="text1" w:themeTint="F2"/>
+        </w:rPr>
+        <w:lastRenderedPageBreak/>
+        <w:t xml:space="preserve">This practical has same concept of Binary search but here I used while loop instead of for loop else the difficulties where less and same as practical 2 </w:t>
+      </w:r>
+      <w:r>
+        <w:rPr>
+          <w:color w:val="F1A983" w:themeColor="accent2" w:themeTint="99"/>
+        </w:rPr>
+        <w:t>part-2</w:t>
+      </w:r>
+      <w:r>
+        <w:rPr>
+          <w:color w:val="F1A983" w:themeColor="accent2" w:themeTint="99"/>
+        </w:rPr>
+        <w:t>.</w:t>
+      </w:r>
+    </w:p>
+    <w:p>
+      <w:pPr>
+        <w:rPr>
+          <w:color w:val="F1A983" w:themeColor="accent2" w:themeTint="99"/>
+        </w:rPr>
+      </w:pPr>
+    </w:p>
+    <w:p>
+      <w:pPr>
+        <w:rPr>
+          <w:color w:val="F1A983" w:themeColor="accent2" w:themeTint="99"/>
+        </w:rPr>
+      </w:pPr>
+    </w:p>
+    <w:p>
+      <w:pPr>
+        <w:rPr>
+          <w:color w:val="F1A983" w:themeColor="accent2" w:themeTint="99"/>
+        </w:rPr>
+      </w:pPr>
+    </w:p>
+    <w:p>
+      <w:pPr>
+        <w:rPr>
+          <w:color w:val="F1A983" w:themeColor="accent2" w:themeTint="99"/>
+        </w:rPr>
+      </w:pPr>
+    </w:p>
+    <w:p>
+      <w:pPr>
+        <w:rPr>
+          <w:color w:val="F1A983" w:themeColor="accent2" w:themeTint="99"/>
+        </w:rPr>
+      </w:pPr>
+    </w:p>
+    <w:p>
+      <w:pPr>
+        <w:rPr>
+          <w:color w:val="F1A983" w:themeColor="accent2" w:themeTint="99"/>
+        </w:rPr>
+      </w:pPr>
+    </w:p>
+    <w:p>
+      <w:pPr>
+        <w:rPr>
+          <w:color w:val="F1A983" w:themeColor="accent2" w:themeTint="99"/>
+        </w:rPr>
+      </w:pPr>
+    </w:p>
+    <w:p>
+      <w:pPr>
+        <w:rPr>
+          <w:color w:val="F1A983" w:themeColor="accent2" w:themeTint="99"/>
+        </w:rPr>
+      </w:pPr>
+    </w:p>
+    <w:p>
+      <w:pPr>
+        <w:rPr>
+          <w:color w:val="F1A983" w:themeColor="accent2" w:themeTint="99"/>
+        </w:rPr>
+      </w:pPr>
+    </w:p>
+    <w:p>
+      <w:pPr>
+        <w:rPr>
+          <w:color w:val="F1A983" w:themeColor="accent2" w:themeTint="99"/>
+        </w:rPr>
+      </w:pPr>
+    </w:p>
+    <w:p>
+      <w:pPr>
+        <w:rPr>
+          <w:color w:val="F1A983" w:themeColor="accent2" w:themeTint="99"/>
+        </w:rPr>
+      </w:pPr>
+    </w:p>
+    <w:p>
+      <w:pPr>
+        <w:rPr>
+          <w:color w:val="F1A983" w:themeColor="accent2" w:themeTint="99"/>
+        </w:rPr>
+      </w:pPr>
+    </w:p>
+    <w:p>
+      <w:pPr>
+        <w:rPr>
+          <w:color w:val="F1A983" w:themeColor="accent2" w:themeTint="99"/>
+        </w:rPr>
+      </w:pPr>
+    </w:p>
+    <w:p>
+      <w:pPr>
+        <w:rPr>
+          <w:color w:val="F1A983" w:themeColor="accent2" w:themeTint="99"/>
+        </w:rPr>
+      </w:pPr>
+    </w:p>
+    <w:p>
+      <w:pPr>
+        <w:rPr>
+          <w:color w:val="F1A983" w:themeColor="accent2" w:themeTint="99"/>
+        </w:rPr>
+      </w:pPr>
+    </w:p>
+    <w:p>
+      <w:pPr>
+        <w:rPr>
+          <w:color w:val="F1A983" w:themeColor="accent2" w:themeTint="99"/>
+        </w:rPr>
+      </w:pPr>
+    </w:p>
+    <w:p>
+      <w:pPr>
+        <w:rPr>
+          <w:color w:val="F1A983" w:themeColor="accent2" w:themeTint="99"/>
+        </w:rPr>
+      </w:pPr>
+    </w:p>
+    <w:p>
+      <w:pPr>
+        <w:rPr>
+          <w:color w:val="F1A983" w:themeColor="accent2" w:themeTint="99"/>
+        </w:rPr>
+      </w:pPr>
+    </w:p>
+    <w:p>
+      <w:pPr>
+        <w:rPr>
+          <w:color w:val="F1A983" w:themeColor="accent2" w:themeTint="99"/>
+        </w:rPr>
+      </w:pPr>
+    </w:p>
+    <w:p>
+      <w:pPr>
+        <w:rPr>
+          <w:color w:val="F1A983" w:themeColor="accent2" w:themeTint="99"/>
+        </w:rPr>
+      </w:pPr>
+    </w:p>
+    <w:p>
+      <w:pPr>
+        <w:rPr>
+          <w:color w:val="F1A983" w:themeColor="accent2" w:themeTint="99"/>
+        </w:rPr>
+      </w:pPr>
+    </w:p>
+    <w:p>
+      <w:pPr>
+        <w:rPr>
+          <w:color w:val="F1A983" w:themeColor="accent2" w:themeTint="99"/>
         </w:rPr>
       </w:pPr>
     </w:p>
@@ -2045,158 +1979,50 @@
         <w:rPr>
           <w:color w:val="BF4E14" w:themeColor="accent2" w:themeShade="BF"/>
         </w:rPr>
-        <w:lastRenderedPageBreak/>
         <w:t>Part 2(Binary search with recursion):</w:t>
       </w:r>
     </w:p>
     <w:p>
-      <w:r>
-        <w:t>#include&lt;iostream&gt;</w:t>
-      </w:r>
-    </w:p>
-    <w:p>
-      <w:r>
-        <w:t>using namespace std;</w:t>
-      </w:r>
-    </w:p>
-    <w:p/>
-    <w:p>
-      <w:r>
-        <w:t>int search(int a[],int low,int high,int key)</w:t>
-      </w:r>
-    </w:p>
-    <w:p>
-      <w:r>
-        <w:t>{</w:t>
-      </w:r>
-    </w:p>
-    <w:p>
-      <w:r>
-        <w:t>if(low&gt;high)</w:t>
-      </w:r>
-    </w:p>
-    <w:p>
-      <w:r>
-        <w:t>return -1;</w:t>
-      </w:r>
-    </w:p>
-    <w:p>
-      <w:r>
-        <w:t>int mid=(low+high)/2;</w:t>
-      </w:r>
-    </w:p>
-    <w:p>
-      <w:r>
-        <w:t>if(a[mid]==key)</w:t>
-      </w:r>
-    </w:p>
-    <w:p>
-      <w:r>
-        <w:t>return mid;</w:t>
-      </w:r>
-    </w:p>
-    <w:p>
-      <w:r>
-        <w:t>if(key&lt;a[mid])</w:t>
-      </w:r>
-    </w:p>
-    <w:p>
-      <w:r>
-        <w:t>return search(a,low,mid-1,key);</w:t>
-      </w:r>
-    </w:p>
-    <w:p>
-      <w:r>
-        <w:t>else</w:t>
-      </w:r>
-    </w:p>
-    <w:p>
-      <w:r>
-        <w:t>return search(a,mid+1,high,key);</w:t>
-      </w:r>
-    </w:p>
-    <w:p>
-      <w:r>
-        <w:t>}</w:t>
-      </w:r>
-    </w:p>
-    <w:p>
-      <w:r>
-        <w:t>int main()</w:t>
-      </w:r>
-    </w:p>
-    <w:p>
-      <w:r>
-        <w:t>{</w:t>
-      </w:r>
-    </w:p>
-    <w:p>
-      <w:r>
-        <w:t>int a[]={2001,2003,2005,2008,2011,2022,2026};</w:t>
-      </w:r>
-    </w:p>
-    <w:p>
-      <w:r>
-        <w:t>int key;</w:t>
-      </w:r>
-    </w:p>
-    <w:p>
-      <w:r>
-        <w:t>cout&lt;&lt;"Enter book code: ";</w:t>
-      </w:r>
-    </w:p>
-    <w:p>
-      <w:r>
-        <w:t>cin&gt;&gt;key;</w:t>
-      </w:r>
-    </w:p>
-    <w:p>
-      <w:r>
-        <w:t>int ans=search(a,0,6,key);//(array,low,high,value/key)</w:t>
-      </w:r>
-    </w:p>
-    <w:p>
-      <w:r>
-        <w:t>if(ans==-1)</w:t>
-      </w:r>
-    </w:p>
-    <w:p>
-      <w:r>
-        <w:t>cout&lt;&lt;"Book not found";</w:t>
-      </w:r>
-    </w:p>
-    <w:p>
-      <w:r>
-        <w:t>else</w:t>
-      </w:r>
-    </w:p>
-    <w:p>
-      <w:r>
-        <w:t>cout&lt;&lt;"Book found at position "&lt;&lt;ans+1;</w:t>
-      </w:r>
-    </w:p>
-    <w:p>
-      <w:r>
-        <w:t>return 0;}</w:t>
-      </w:r>
-    </w:p>
-    <w:p>
-      <w:pPr>
-        <w:rPr>
-          <w:b/>
-          <w:bCs/>
-          <w:color w:val="0D0D0D" w:themeColor="text1" w:themeTint="F2"/>
-        </w:rPr>
-      </w:pPr>
-      <w:r>
-        <w:rPr>
-          <w:b/>
-          <w:bCs/>
-          <w:color w:val="0D0D0D" w:themeColor="text1" w:themeTint="F2"/>
-        </w:rPr>
-        <w:lastRenderedPageBreak/>
+      <w:pPr>
+        <w:rPr>
+          <w:color w:val="4C94D8" w:themeColor="text2" w:themeTint="80"/>
+        </w:rPr>
+      </w:pPr>
+      <w:hyperlink r:id="rId16" w:history="1">
+        <w:r>
+          <w:rPr>
+            <w:rStyle w:val="Hyperlink"/>
+            <w:color w:val="9ABFCA" w:themeColor="hyperlink" w:themeTint="80"/>
+          </w:rPr>
+          <w:t>https://github.com/kanan2007s-sys/FDSA_B/tree/main/Practical2</w:t>
+        </w:r>
+      </w:hyperlink>
+    </w:p>
+    <w:p>
+      <w:pPr>
+        <w:rPr>
+          <w:color w:val="4C94D8" w:themeColor="text2" w:themeTint="80"/>
+        </w:rPr>
+      </w:pPr>
+    </w:p>
+    <w:p>
+      <w:pPr>
+        <w:rPr>
+          <w:b/>
+          <w:bCs/>
+          <w:color w:val="0D0D0D" w:themeColor="text1" w:themeTint="F2"/>
+        </w:rPr>
+      </w:pPr>
+      <w:proofErr w:type="gramStart"/>
+      <w:r>
+        <w:rPr>
+          <w:b/>
+          <w:bCs/>
+          <w:color w:val="0D0D0D" w:themeColor="text1" w:themeTint="F2"/>
+        </w:rPr>
         <w:t>Screenshot :</w:t>
       </w:r>
+      <w:proofErr w:type="gramEnd"/>
     </w:p>
     <w:p>
       <w:pPr>
@@ -2206,6 +2032,9 @@
         <w:cr/>
       </w:r>
       <w:r>
+        <w:rPr>
+          <w:noProof/>
+        </w:rPr>
         <w:drawing>
           <wp:inline distT="0" distB="0" distL="0" distR="0" wp14:anchorId="356CC049" wp14:editId="28197156">
             <wp:extent cx="3439005" cy="724001"/>
@@ -2222,7 +2051,7 @@
                     <pic:cNvPicPr/>
                   </pic:nvPicPr>
                   <pic:blipFill>
-                    <a:blip r:embed="rId9"/>
+                    <a:blip r:embed="rId17"/>
                     <a:stretch>
                       <a:fillRect/>
                     </a:stretch>
@@ -2261,7 +2090,75 @@
     </w:p>
     <w:p>
       <w:r>
-        <w:t>Searching books in library  from book code, but binary search in recursive function.</w:t>
+        <w:t xml:space="preserve">Searching books in </w:t>
+      </w:r>
+      <w:proofErr w:type="gramStart"/>
+      <w:r>
+        <w:t>library  from</w:t>
+      </w:r>
+      <w:proofErr w:type="gramEnd"/>
+      <w:r>
+        <w:t xml:space="preserve"> book code, but binary search in recursive function.</w:t>
+      </w:r>
+    </w:p>
+    <w:p/>
+    <w:p>
+      <w:pPr>
+        <w:rPr>
+          <w:b/>
+          <w:bCs/>
+        </w:rPr>
+      </w:pPr>
+      <w:r>
+        <w:rPr>
+          <w:b/>
+          <w:bCs/>
+        </w:rPr>
+        <w:t>Challenges:</w:t>
+      </w:r>
+    </w:p>
+    <w:p>
+      <w:r>
+        <w:t xml:space="preserve">I faced challenge in using the binary search logic in </w:t>
+      </w:r>
+      <w:r>
+        <w:t xml:space="preserve">function. I could not define what variable to keep as </w:t>
+      </w:r>
+      <w:proofErr w:type="gramStart"/>
+      <w:r>
+        <w:t>parameter .It</w:t>
+      </w:r>
+      <w:proofErr w:type="gramEnd"/>
+      <w:r>
+        <w:t xml:space="preserve"> was quite difficult to make the code recursive and </w:t>
+      </w:r>
+      <w:proofErr w:type="gramStart"/>
+      <w:r>
+        <w:t>running .</w:t>
+      </w:r>
+      <w:proofErr w:type="gramEnd"/>
+    </w:p>
+    <w:p/>
+    <w:p>
+      <w:pPr>
+        <w:rPr>
+          <w:b/>
+          <w:bCs/>
+        </w:rPr>
+      </w:pPr>
+      <w:proofErr w:type="gramStart"/>
+      <w:r>
+        <w:rPr>
+          <w:b/>
+          <w:bCs/>
+        </w:rPr>
+        <w:t>Repository :</w:t>
+      </w:r>
+      <w:proofErr w:type="gramEnd"/>
+    </w:p>
+    <w:p>
+      <w:r>
+        <w:t>https://github.com/kanan2007s-sys/FDSA_B/tree/main</w:t>
       </w:r>
     </w:p>
     <w:p/>
@@ -2282,21 +2179,37 @@
       </w:r>
     </w:p>
     <w:p>
-      <w:r>
-        <w:t>The practical successfully implemented linear search and binary search using iterative and recursive approaches. Linear search checks elements sequentially, while binary search repeatedly divides the sorted list into smaller parts to locate the required element efficiently. The practical also demonstrated that binary search requires the input data to be sorted. The iterative approaches use loops, whereas the recursive approaches use repeated function calls. Overall, binary search is more efficient than linear search for large sorted datasets, with a time complexity of O(log n) compared with O(n) for linear search.</w:t>
-      </w:r>
-    </w:p>
-    <w:p>
-      <w:pPr>
-        <w:rPr>
-          <w:b/>
-          <w:bCs/>
-        </w:rPr>
-      </w:pPr>
+      <w:pPr>
+        <w:rPr>
+          <w:b/>
+          <w:bCs/>
+        </w:rPr>
+      </w:pPr>
+      <w:r>
+        <w:t xml:space="preserve">Binary search is much faster than linear search for large datasets because it eliminates half of the remaining elements at every step. Both iterative and recursive approaches have a time complexity of </w:t>
+      </w:r>
+      <w:proofErr w:type="gramStart"/>
+      <w:r>
+        <w:t>O(</w:t>
+      </w:r>
+      <w:proofErr w:type="gramEnd"/>
+      <w:r>
+        <w:t xml:space="preserve">log n). However, binary search requires the list to be </w:t>
+      </w:r>
+      <w:r>
+        <w:rPr>
+          <w:b/>
+          <w:bCs/>
+        </w:rPr>
+        <w:t>sorted</w:t>
+      </w:r>
+      <w:r>
+        <w:t>; without this condition, its result cannot be trusted.</w:t>
+      </w:r>
     </w:p>
     <w:sectPr>
-      <w:headerReference w:type="default" r:id="rId10"/>
-      <w:footerReference w:type="default" r:id="rId11"/>
+      <w:headerReference w:type="default" r:id="rId18"/>
+      <w:footerReference w:type="default" r:id="rId19"/>
       <w:pgSz w:w="11906" w:h="16838"/>
       <w:pgMar w:top="720" w:right="720" w:bottom="720" w:left="720" w:header="708" w:footer="708" w:gutter="0"/>
       <w:cols w:space="708"/>
@@ -2336,17 +2249,56 @@
   <w:p>
     <w:pPr>
       <w:pStyle w:val="Footer"/>
-      <w:rPr>
-        <w:sz w:val="28"/>
-        <w:szCs w:val="28"/>
-      </w:rPr>
+      <w:jc w:val="right"/>
     </w:pPr>
     <w:r>
       <w:rPr>
-        <w:sz w:val="28"/>
-        <w:szCs w:val="28"/>
+        <w:color w:val="156082" w:themeColor="accent1"/>
+        <w:sz w:val="20"/>
+        <w:szCs w:val="20"/>
       </w:rPr>
-      <w:t>25DCE110</w:t>
+      <w:t xml:space="preserve">pg. </w:t>
+    </w:r>
+    <w:r>
+      <w:rPr>
+        <w:color w:val="156082" w:themeColor="accent1"/>
+        <w:sz w:val="20"/>
+        <w:szCs w:val="20"/>
+      </w:rPr>
+      <w:fldChar w:fldCharType="begin"/>
+    </w:r>
+    <w:r>
+      <w:rPr>
+        <w:color w:val="156082" w:themeColor="accent1"/>
+        <w:sz w:val="20"/>
+        <w:szCs w:val="20"/>
+      </w:rPr>
+      <w:instrText xml:space="preserve"> PAGE  \* Arabic </w:instrText>
+    </w:r>
+    <w:r>
+      <w:rPr>
+        <w:color w:val="156082" w:themeColor="accent1"/>
+        <w:sz w:val="20"/>
+        <w:szCs w:val="20"/>
+      </w:rPr>
+      <w:fldChar w:fldCharType="separate"/>
+    </w:r>
+    <w:r>
+      <w:rPr>
+        <w:noProof/>
+        <w:color w:val="156082" w:themeColor="accent1"/>
+        <w:sz w:val="20"/>
+        <w:szCs w:val="20"/>
+      </w:rPr>
+      <w:t>1</w:t>
+    </w:r>
+    <w:r>
+      <w:rPr>
+        <w:color w:val="156082" w:themeColor="accent1"/>
+        <w:sz w:val="20"/>
+        <w:szCs w:val="20"/>
+      </w:rPr>
+      <w:fldChar w:fldCharType="end"/>
     </w:r>
   </w:p>
   <w:p>
@@ -2387,14 +2339,18 @@
   <w:sdt>
     <w:sdtPr>
       <w:rPr>
-        <w:color w:val="156082" w:themeColor="accent1"/>
-        <w:szCs w:val="32"/>
+        <w:b/>
+        <w:bCs/>
+        <w:caps/>
+        <w:color w:val="0E2841" w:themeColor="text2"/>
+        <w:sz w:val="20"/>
+        <w:szCs w:val="20"/>
       </w:rPr>
       <w:alias w:val="Author"/>
       <w:tag w:val=""/>
-      <w:id w:val="-952397527"/>
+      <w:id w:val="-1701008461"/>
       <w:placeholder>
-        <w:docPart w:val="FD8BDD602C8A4102B5BDB8678E99FADD"/>
+        <w:docPart w:val="CF1B822A19664AE4B7282C66972A6EFF"/>
       </w:placeholder>
       <w:dataBinding w:prefixMappings="xmlns:ns0='http://purl.org/dc/elements/1.1/' xmlns:ns1='http://schemas.openxmlformats.org/package/2006/metadata/core-properties' " w:xpath="/ns1:coreProperties[1]/ns0:creator[1]" w:storeItemID="{6C3C8BC8-F283-45AE-878A-BAB7291924A1}"/>
       <w:text/>
@@ -2403,18 +2359,76 @@
       <w:p>
         <w:pPr>
           <w:pStyle w:val="Header"/>
-          <w:jc w:val="center"/>
+          <w:jc w:val="right"/>
           <w:rPr>
-            <w:color w:val="156082" w:themeColor="accent1"/>
-            <w:szCs w:val="32"/>
+            <w:b/>
+            <w:bCs/>
+            <w:caps/>
+            <w:color w:val="0E2841" w:themeColor="text2"/>
+            <w:sz w:val="20"/>
+            <w:szCs w:val="20"/>
           </w:rPr>
         </w:pPr>
         <w:r>
           <w:rPr>
-            <w:color w:val="156082" w:themeColor="accent1"/>
-            <w:szCs w:val="32"/>
+            <w:b/>
+            <w:bCs/>
+            <w:caps/>
+            <w:color w:val="0E2841" w:themeColor="text2"/>
+            <w:sz w:val="20"/>
+            <w:szCs w:val="20"/>
           </w:rPr>
           <w:t>DSA</w:t>
+        </w:r>
+      </w:p>
+    </w:sdtContent>
+  </w:sdt>
+  <w:sdt>
+    <w:sdtPr>
+      <w:rPr>
+        <w:b/>
+        <w:bCs/>
+        <w:caps/>
+        <w:color w:val="0E2841" w:themeColor="text2"/>
+        <w:sz w:val="20"/>
+        <w:szCs w:val="20"/>
+      </w:rPr>
+      <w:alias w:val="Date"/>
+      <w:tag w:val="Date"/>
+      <w:id w:val="-304078227"/>
+      <w:placeholder>
+        <w:docPart w:val="4407F38D3ACD4724BD0F2FB5B2FEC4CA"/>
+      </w:placeholder>
+      <w:dataBinding w:prefixMappings="xmlns:ns0='http://schemas.microsoft.com/office/2006/coverPageProps' " w:xpath="/ns0:CoverPageProperties[1]/ns0:PublishDate[1]" w:storeItemID="{55AF091B-3C7A-41E3-B477-F2FDAA23CFDA}"/>
+      <w:date>
+        <w:dateFormat w:val="M/d/yy"/>
+        <w:lid w:val="en-US"/>
+        <w:storeMappedDataAs w:val="dateTime"/>
+        <w:calendar w:val="gregorian"/>
+      </w:date>
+    </w:sdtPr>
+    <w:sdtContent>
+      <w:p>
+        <w:pPr>
+          <w:pStyle w:val="Header"/>
+          <w:jc w:val="right"/>
+          <w:rPr>
+            <w:caps/>
+            <w:color w:val="0E2841" w:themeColor="text2"/>
+            <w:sz w:val="20"/>
+            <w:szCs w:val="20"/>
+          </w:rPr>
+        </w:pPr>
+        <w:r>
+          <w:rPr>
+            <w:b/>
+            <w:bCs/>
+            <w:caps/>
+            <w:color w:val="0E2841" w:themeColor="text2"/>
+            <w:sz w:val="20"/>
+            <w:szCs w:val="20"/>
+          </w:rPr>
+          <w:t>25dce110-3ce2</w:t>
         </w:r>
       </w:p>
     </w:sdtContent>
@@ -2424,47 +2438,46 @@
       <w:pStyle w:val="Header"/>
       <w:jc w:val="center"/>
       <w:rPr>
-        <w:caps/>
-        <w:color w:val="156082" w:themeColor="accent1"/>
-        <w:sz w:val="32"/>
-        <w:szCs w:val="32"/>
+        <w:color w:val="0E2841" w:themeColor="text2"/>
+        <w:sz w:val="20"/>
+        <w:szCs w:val="20"/>
       </w:rPr>
     </w:pPr>
-    <w:r>
-      <w:rPr>
-        <w:caps/>
-        <w:color w:val="156082" w:themeColor="accent1"/>
-        <w:sz w:val="32"/>
-        <w:szCs w:val="32"/>
-      </w:rPr>
-      <w:t xml:space="preserve"> </w:t>
-    </w:r>
     <w:sdt>
       <w:sdtPr>
         <w:rPr>
+          <w:b/>
+          <w:bCs/>
           <w:caps/>
-          <w:color w:val="156082" w:themeColor="accent1"/>
-          <w:sz w:val="32"/>
-          <w:szCs w:val="32"/>
+          <w:color w:val="0E2841" w:themeColor="text2"/>
+          <w:sz w:val="28"/>
+          <w:szCs w:val="28"/>
         </w:rPr>
         <w:alias w:val="Title"/>
         <w:tag w:val=""/>
-        <w:id w:val="-1954942076"/>
+        <w:id w:val="-484788024"/>
         <w:placeholder>
-          <w:docPart w:val="630513C0EA50468CB1570E44D1A008A5"/>
+          <w:docPart w:val="B5BB474A7C354433A1F8BE6289F55937"/>
         </w:placeholder>
         <w:dataBinding w:prefixMappings="xmlns:ns0='http://purl.org/dc/elements/1.1/' xmlns:ns1='http://schemas.openxmlformats.org/package/2006/metadata/core-properties' " w:xpath="/ns1:coreProperties[1]/ns0:title[1]" w:storeItemID="{6C3C8BC8-F283-45AE-878A-BAB7291924A1}"/>
         <w:text/>
       </w:sdtPr>
+      <w:sdtEndPr>
+        <w:rPr>
+          <w:caps w:val="0"/>
+        </w:rPr>
+      </w:sdtEndPr>
       <w:sdtContent>
         <w:r>
           <w:rPr>
+            <w:b/>
+            <w:bCs/>
             <w:caps/>
-            <w:color w:val="156082" w:themeColor="accent1"/>
-            <w:sz w:val="32"/>
-            <w:szCs w:val="32"/>
+            <w:color w:val="0E2841" w:themeColor="text2"/>
+            <w:sz w:val="28"/>
+            <w:szCs w:val="28"/>
           </w:rPr>
-          <w:t>PRActical 2</w:t>
+          <w:t>Practical 2</w:t>
         </w:r>
       </w:sdtContent>
     </w:sdt>
@@ -3080,6 +3093,7 @@
   <w:style w:type="character" w:default="1" w:styleId="DefaultParagraphFont">
     <w:name w:val="Default Paragraph Font"/>
     <w:uiPriority w:val="1"/>
+    <w:semiHidden/>
     <w:unhideWhenUsed/>
   </w:style>
   <w:style w:type="table" w:default="1" w:styleId="TableNormal">
@@ -3437,6 +3451,39 @@
     <w:uiPriority w:val="99"/>
     <w:rsid w:val="00E80D99"/>
   </w:style>
+  <w:style w:type="character" w:styleId="PlaceholderText">
+    <w:name w:val="Placeholder Text"/>
+    <w:basedOn w:val="DefaultParagraphFont"/>
+    <w:uiPriority w:val="99"/>
+    <w:semiHidden/>
+    <w:rsid w:val="00DC5C77"/>
+    <w:rPr>
+      <w:color w:val="808080"/>
+    </w:rPr>
+  </w:style>
+  <w:style w:type="character" w:styleId="Hyperlink">
+    <w:name w:val="Hyperlink"/>
+    <w:basedOn w:val="DefaultParagraphFont"/>
+    <w:uiPriority w:val="99"/>
+    <w:unhideWhenUsed/>
+    <w:rsid w:val="00A90B77"/>
+    <w:rPr>
+      <w:color w:val="467886" w:themeColor="hyperlink"/>
+      <w:u w:val="single"/>
+    </w:rPr>
+  </w:style>
+  <w:style w:type="character" w:styleId="UnresolvedMention">
+    <w:name w:val="Unresolved Mention"/>
+    <w:basedOn w:val="DefaultParagraphFont"/>
+    <w:uiPriority w:val="99"/>
+    <w:semiHidden/>
+    <w:unhideWhenUsed/>
+    <w:rsid w:val="00A90B77"/>
+    <w:rPr>
+      <w:color w:val="605E5C"/>
+      <w:shd w:val="clear" w:color="auto" w:fill="E1DFDD"/>
+    </w:rPr>
+  </w:style>
 </w:styles>
 </file>
 
@@ -3445,7 +3492,7 @@
   <w:docParts>
     <w:docPart>
       <w:docPartPr>
-        <w:name w:val="FD8BDD602C8A4102B5BDB8678E99FADD"/>
+        <w:name w:val="CF1B822A19664AE4B7282C66972A6EFF"/>
         <w:category>
           <w:name w:val="General"/>
           <w:gallery w:val="placeholder"/>
@@ -3456,18 +3503,16 @@
         <w:behaviors>
           <w:behavior w:val="content"/>
         </w:behaviors>
-        <w:guid w:val="{76783BBD-97E2-40B3-BB58-49B96BB2C0C9}"/>
+        <w:guid w:val="{AFE89C70-B9A4-4D5D-B580-941ED2792ADE}"/>
       </w:docPartPr>
       <w:docPartBody>
         <w:p>
           <w:pPr>
-            <w:pStyle w:val="FD8BDD602C8A4102B5BDB8678E99FADD"/>
+            <w:pStyle w:val="CF1B822A19664AE4B7282C66972A6EFF"/>
           </w:pPr>
           <w:r>
             <w:rPr>
-              <w:color w:val="4472C4" w:themeColor="accent1"/>
-              <w:sz w:val="20"/>
-              <w:szCs w:val="20"/>
+              <w:rStyle w:val="PlaceholderText"/>
             </w:rPr>
             <w:t>[Author name]</w:t>
           </w:r>
@@ -3476,7 +3521,7 @@
     </w:docPart>
     <w:docPart>
       <w:docPartPr>
-        <w:name w:val="630513C0EA50468CB1570E44D1A008A5"/>
+        <w:name w:val="4407F38D3ACD4724BD0F2FB5B2FEC4CA"/>
         <w:category>
           <w:name w:val="General"/>
           <w:gallery w:val="placeholder"/>
@@ -3487,17 +3532,47 @@
         <w:behaviors>
           <w:behavior w:val="content"/>
         </w:behaviors>
-        <w:guid w:val="{07BD431F-9ACA-4203-816D-0C1A75EA4484}"/>
+        <w:guid w:val="{52BED616-44E4-4101-B5AC-41FFBF02003E}"/>
       </w:docPartPr>
       <w:docPartBody>
         <w:p>
           <w:pPr>
-            <w:pStyle w:val="630513C0EA50468CB1570E44D1A008A5"/>
+            <w:pStyle w:val="4407F38D3ACD4724BD0F2FB5B2FEC4CA"/>
           </w:pPr>
           <w:r>
             <w:rPr>
-              <w:caps/>
-              <w:color w:val="4472C4" w:themeColor="accent1"/>
+              <w:rStyle w:val="PlaceholderText"/>
+            </w:rPr>
+            <w:t>[Date]</w:t>
+          </w:r>
+        </w:p>
+      </w:docPartBody>
+    </w:docPart>
+    <w:docPart>
+      <w:docPartPr>
+        <w:name w:val="B5BB474A7C354433A1F8BE6289F55937"/>
+        <w:category>
+          <w:name w:val="General"/>
+          <w:gallery w:val="placeholder"/>
+        </w:category>
+        <w:types>
+          <w:type w:val="bbPlcHdr"/>
+        </w:types>
+        <w:behaviors>
+          <w:behavior w:val="content"/>
+        </w:behaviors>
+        <w:guid w:val="{04E4AB00-59FC-4BBC-B83A-942E8022E5AD}"/>
+      </w:docPartPr>
+      <w:docPartBody>
+        <w:p>
+          <w:pPr>
+            <w:pStyle w:val="B5BB474A7C354433A1F8BE6289F55937"/>
+          </w:pPr>
+          <w:r>
+            <w:rPr>
+              <w:color w:val="44546A" w:themeColor="text2"/>
+              <w:sz w:val="20"/>
+              <w:szCs w:val="20"/>
             </w:rPr>
             <w:t>[Document title]</w:t>
           </w:r>
@@ -3562,9 +3637,15 @@
   </w:compat>
   <w:rsids>
     <w:rsidRoot w:val="007C1BE6"/>
+    <w:rsid w:val="00361AD3"/>
     <w:rsid w:val="007A2348"/>
     <w:rsid w:val="007C1BE6"/>
     <w:rsid w:val="009A4BA1"/>
+    <w:rsid w:val="00AC5382"/>
+    <w:rsid w:val="00B01FE2"/>
+    <w:rsid w:val="00CD2AA4"/>
+    <w:rsid w:val="00D20232"/>
+    <w:rsid w:val="00F3356E"/>
   </w:rsids>
   <m:mathPr>
     <m:mathFont m:val="Cambria Math"/>
@@ -4015,17 +4096,27 @@
     <w:semiHidden/>
     <w:unhideWhenUsed/>
   </w:style>
-  <w:style w:type="paragraph" w:customStyle="1" w:styleId="FD8BDD602C8A4102B5BDB8678E99FADD">
-    <w:name w:val="FD8BDD602C8A4102B5BDB8678E99FADD"/>
-    <w:rsid w:val="007C1BE6"/>
-  </w:style>
-  <w:style w:type="paragraph" w:customStyle="1" w:styleId="630513C0EA50468CB1570E44D1A008A5">
-    <w:name w:val="630513C0EA50468CB1570E44D1A008A5"/>
-    <w:rsid w:val="007C1BE6"/>
-  </w:style>
-  <w:style w:type="paragraph" w:customStyle="1" w:styleId="052DE1879BA640B58A5FC9221B9C2DCD">
-    <w:name w:val="052DE1879BA640B58A5FC9221B9C2DCD"/>
-    <w:rsid w:val="007C1BE6"/>
+  <w:style w:type="character" w:styleId="PlaceholderText">
+    <w:name w:val="Placeholder Text"/>
+    <w:basedOn w:val="DefaultParagraphFont"/>
+    <w:uiPriority w:val="99"/>
+    <w:semiHidden/>
+    <w:rsid w:val="00F3356E"/>
+    <w:rPr>
+      <w:color w:val="808080"/>
+    </w:rPr>
+  </w:style>
+  <w:style w:type="paragraph" w:customStyle="1" w:styleId="CF1B822A19664AE4B7282C66972A6EFF">
+    <w:name w:val="CF1B822A19664AE4B7282C66972A6EFF"/>
+    <w:rsid w:val="00F3356E"/>
+  </w:style>
+  <w:style w:type="paragraph" w:customStyle="1" w:styleId="4407F38D3ACD4724BD0F2FB5B2FEC4CA">
+    <w:name w:val="4407F38D3ACD4724BD0F2FB5B2FEC4CA"/>
+    <w:rsid w:val="00F3356E"/>
+  </w:style>
+  <w:style w:type="paragraph" w:customStyle="1" w:styleId="B5BB474A7C354433A1F8BE6289F55937">
+    <w:name w:val="B5BB474A7C354433A1F8BE6289F55937"/>
+    <w:rsid w:val="00F3356E"/>
   </w:style>
 </w:styles>
 </file>
@@ -4330,4 +4421,23 @@
     </a:ext>
   </a:extLst>
 </a:theme>
+</file>
+
+<file path=customXml/item1.xml><?xml version="1.0" encoding="utf-8"?>
+<CoverPageProperties xmlns="http://schemas.microsoft.com/office/2006/coverPageProps">
+  <PublishDate>25dce110-3ce2</PublishDate>
+  <Abstract/>
+  <CompanyAddress/>
+  <CompanyPhone/>
+  <CompanyFax/>
+  <CompanyEmail/>
+</CoverPageProperties>
+</file>
+
+<file path=customXml/itemProps1.xml><?xml version="1.0" encoding="utf-8"?>
+<ds:datastoreItem xmlns:ds="http://schemas.openxmlformats.org/officeDocument/2006/customXml" ds:itemID="{55AF091B-3C7A-41E3-B477-F2FDAA23CFDA}">
+  <ds:schemaRefs>
+    <ds:schemaRef ds:uri="http://schemas.microsoft.com/office/2006/coverPageProps"/>
+  </ds:schemaRefs>
+</ds:datastoreItem>
 </file>